--- a/figureCode/figureCode.docx
+++ b/figureCode/figureCode.docx
@@ -7,7 +7,31 @@
         <w:pStyle w:val="Title"/>
       </w:pPr>
       <w:r>
-        <w:t xml:space="preserve">Figures for Ekanayake-Weber et al. 2026</w:t>
+        <w:t xml:space="preserve">Figures</w:t>
+      </w:r>
+      <w:r>
+        <w:t xml:space="preserve"> </w:t>
+      </w:r>
+      <w:r>
+        <w:t xml:space="preserve">for</w:t>
+      </w:r>
+      <w:r>
+        <w:t xml:space="preserve"> </w:t>
+      </w:r>
+      <w:r>
+        <w:t xml:space="preserve">Ekanayake-Weber</w:t>
+      </w:r>
+      <w:r>
+        <w:t xml:space="preserve"> </w:t>
+      </w:r>
+      <w:r>
+        <w:t xml:space="preserve">et</w:t>
+      </w:r>
+      <w:r>
+        <w:t xml:space="preserve"> </w:t>
+      </w:r>
+      <w:r>
+        <w:t xml:space="preserve">al. 2026</w:t>
       </w:r>
     </w:p>
     <w:p>
@@ -35,7 +59,13 @@
         <w:t xml:space="preserve"> </w:t>
       </w:r>
       <w:r>
-        <w:t xml:space="preserve">“More Mouths to Feed?”</w:t>
+        <w:t xml:space="preserve">“</w:t>
+      </w:r>
+      <w:r>
+        <w:t xml:space="preserve">More Mouths to Feed?</w:t>
+      </w:r>
+      <w:r>
+        <w:t xml:space="preserve">”</w:t>
       </w:r>
       <w:r>
         <w:t xml:space="preserve">, which is in prep for submission</w:t>
@@ -55,58 +85,741 @@
         <w:t xml:space="preserve">There is first a setup chunk which loads the appropriate packages and data.</w:t>
       </w:r>
     </w:p>
-    <w:bookmarkStart w:id="32" w:name="main-text-figures"/>
+    <w:bookmarkStart w:id="38" w:name="main-text-tables-and-figures"/>
     <w:p>
       <w:pPr>
         <w:pStyle w:val="Heading1"/>
       </w:pPr>
       <w:r>
-        <w:t xml:space="preserve">Main Text Figures</w:t>
-      </w:r>
-    </w:p>
-    <w:p>
-      <w:pPr>
-        <w:pStyle w:val="SourceCode"/>
+        <w:t xml:space="preserve">Main Text Tables and Figures</w:t>
+      </w:r>
+    </w:p>
+    <w:p>
+      <w:pPr>
+        <w:pStyle w:val="FirstParagraph"/>
       </w:pPr>
       <w:r>
         <w:rPr>
-          <w:rStyle w:val="VerbatimChar"/>
+          <w:b/>
+          <w:bCs/>
         </w:rPr>
-        <w:t xml:space="preserve">## [1] "Mean group size:  13.4482859622658"</w:t>
-      </w:r>
-    </w:p>
-    <w:p>
-      <w:pPr>
-        <w:pStyle w:val="SourceCode"/>
-      </w:pPr>
-      <w:r>
-        <w:rPr>
-          <w:rStyle w:val="VerbatimChar"/>
-        </w:rPr>
-        <w:t xml:space="preserve">## [1] "Median group size:  10.1458333333333"</w:t>
-      </w:r>
-    </w:p>
-    <w:p>
-      <w:pPr>
-        <w:pStyle w:val="FirstParagraph"/>
+        <w:t xml:space="preserve">Table 1.</w:t>
+      </w:r>
+      <w:r>
+        <w:t xml:space="preserve"> </w:t>
+      </w:r>
+      <w:r>
+        <w:t xml:space="preserve">Most influential parameters, parameter ranges, and parameter values when held constant.</w:t>
+      </w:r>
+    </w:p>
+    <w:tbl>
+      <w:tblPr>
+        <w:tblStyle w:val="Table"/>
+        <w:tblW w:type="pct" w:w="5000"/>
+        <w:tblLayout w:type="fixed"/>
+        <w:tblLook w:firstRow="1" w:lastRow="0" w:firstColumn="0" w:lastColumn="0" w:noHBand="0" w:noVBand="0" w:val="0020"/>
+      </w:tblPr>
+      <w:tblGrid>
+        <w:gridCol w:w="1584"/>
+        <w:gridCol w:w="1584"/>
+        <w:gridCol w:w="1584"/>
+        <w:gridCol w:w="1584"/>
+        <w:gridCol w:w="1584"/>
+      </w:tblGrid>
+      <w:tr>
+        <w:trPr>
+          <w:tblHeader w:val="on"/>
+        </w:trPr>
+        <w:tc>
+          <w:tcPr/>
+          <w:p>
+            <w:pPr>
+              <w:pStyle w:val="Compact"/>
+              <w:jc w:val="left"/>
+            </w:pPr>
+            <w:r>
+              <w:t xml:space="preserve">Parameter</w:t>
+            </w:r>
+          </w:p>
+        </w:tc>
+        <w:tc>
+          <w:tcPr/>
+          <w:p>
+            <w:pPr>
+              <w:pStyle w:val="Compact"/>
+              <w:jc w:val="left"/>
+            </w:pPr>
+            <w:r>
+              <w:t xml:space="preserve">Variable Name in NetLogo</w:t>
+            </w:r>
+          </w:p>
+        </w:tc>
+        <w:tc>
+          <w:tcPr/>
+          <w:p>
+            <w:pPr>
+              <w:pStyle w:val="Compact"/>
+              <w:jc w:val="left"/>
+            </w:pPr>
+            <w:r>
+              <w:t xml:space="preserve">Range for Global Sensitivity Analysis</w:t>
+            </w:r>
+          </w:p>
+        </w:tc>
+        <w:tc>
+          <w:tcPr/>
+          <w:p>
+            <w:pPr>
+              <w:pStyle w:val="Compact"/>
+              <w:jc w:val="left"/>
+            </w:pPr>
+            <w:r>
+              <w:t xml:space="preserve">Setting(s) for experiment to address H2</w:t>
+            </w:r>
+          </w:p>
+        </w:tc>
+        <w:tc>
+          <w:tcPr/>
+          <w:p>
+            <w:pPr>
+              <w:pStyle w:val="Compact"/>
+              <w:jc w:val="left"/>
+            </w:pPr>
+            <w:r>
+              <w:t xml:space="preserve">Setting(s) for experiment to address H3</w:t>
+            </w:r>
+          </w:p>
+        </w:tc>
+      </w:tr>
+      <w:tr>
+        <w:tc>
+          <w:tcPr/>
+          <w:p>
+            <w:pPr>
+              <w:pStyle w:val="Compact"/>
+              <w:jc w:val="left"/>
+            </w:pPr>
+            <w:r>
+              <w:t xml:space="preserve">Clump size</w:t>
+            </w:r>
+          </w:p>
+        </w:tc>
+        <w:tc>
+          <w:tcPr/>
+          <w:p>
+            <w:pPr>
+              <w:pStyle w:val="Compact"/>
+              <w:jc w:val="left"/>
+            </w:pPr>
+            <w:r>
+              <w:t xml:space="preserve">clump-size</w:t>
+            </w:r>
+          </w:p>
+        </w:tc>
+        <w:tc>
+          <w:tcPr/>
+          <w:p>
+            <w:pPr>
+              <w:pStyle w:val="Compact"/>
+              <w:jc w:val="left"/>
+            </w:pPr>
+            <w:r>
+              <w:t xml:space="preserve">1-500</w:t>
+            </w:r>
+          </w:p>
+        </w:tc>
+        <w:tc>
+          <w:tcPr/>
+          <w:p>
+            <w:pPr>
+              <w:pStyle w:val="Compact"/>
+              <w:jc w:val="left"/>
+            </w:pPr>
+            <w:r>
+              <w:t xml:space="preserve">1, 63, 126, 251, 376, 501</w:t>
+            </w:r>
+          </w:p>
+        </w:tc>
+        <w:tc>
+          <w:tcPr/>
+          <w:p>
+            <w:pPr>
+              <w:pStyle w:val="Compact"/>
+              <w:jc w:val="left"/>
+            </w:pPr>
+            <w:r>
+              <w:t xml:space="preserve">250</w:t>
+            </w:r>
+          </w:p>
+        </w:tc>
+      </w:tr>
+      <w:tr>
+        <w:tc>
+          <w:tcPr/>
+          <w:p>
+            <w:pPr>
+              <w:pStyle w:val="Compact"/>
+              <w:jc w:val="left"/>
+            </w:pPr>
+            <w:r>
+              <w:t xml:space="preserve">Abundance</w:t>
+            </w:r>
+          </w:p>
+        </w:tc>
+        <w:tc>
+          <w:tcPr/>
+          <w:p>
+            <w:pPr>
+              <w:pStyle w:val="Compact"/>
+              <w:jc w:val="left"/>
+            </w:pPr>
+            <w:r>
+              <w:t xml:space="preserve">abundance</w:t>
+            </w:r>
+          </w:p>
+        </w:tc>
+        <w:tc>
+          <w:tcPr/>
+          <w:p>
+            <w:pPr>
+              <w:pStyle w:val="Compact"/>
+              <w:jc w:val="left"/>
+            </w:pPr>
+            <w:r>
+              <w:t xml:space="preserve">200,000 - 1,200,000</w:t>
+            </w:r>
+          </w:p>
+        </w:tc>
+        <w:tc>
+          <w:tcPr/>
+          <w:p>
+            <w:pPr>
+              <w:pStyle w:val="Compact"/>
+              <w:jc w:val="left"/>
+            </w:pPr>
+            <w:r>
+              <w:t xml:space="preserve">200,000 to 1,200,000 in steps of 225,000</w:t>
+            </w:r>
+          </w:p>
+        </w:tc>
+        <w:tc>
+          <w:tcPr/>
+          <w:p>
+            <w:pPr>
+              <w:pStyle w:val="Compact"/>
+              <w:jc w:val="left"/>
+            </w:pPr>
+            <w:r>
+              <w:t xml:space="preserve">600,000</w:t>
+            </w:r>
+          </w:p>
+        </w:tc>
+      </w:tr>
+      <w:tr>
+        <w:tc>
+          <w:tcPr/>
+          <w:p>
+            <w:pPr>
+              <w:pStyle w:val="Compact"/>
+              <w:jc w:val="left"/>
+            </w:pPr>
+            <w:r>
+              <w:t xml:space="preserve">Energy per capita</w:t>
+            </w:r>
+          </w:p>
+        </w:tc>
+        <w:tc>
+          <w:tcPr/>
+          <w:p>
+            <w:pPr>
+              <w:pStyle w:val="Compact"/>
+              <w:jc w:val="left"/>
+            </w:pPr>
+            <w:r>
+              <w:t xml:space="preserve">energy-per-capita</w:t>
+            </w:r>
+          </w:p>
+        </w:tc>
+        <w:tc>
+          <w:tcPr/>
+          <w:p>
+            <w:pPr>
+              <w:pStyle w:val="Compact"/>
+              <w:jc w:val="left"/>
+            </w:pPr>
+            <w:r>
+              <w:t xml:space="preserve">4,000 - 9,000</w:t>
+            </w:r>
+          </w:p>
+        </w:tc>
+        <w:tc>
+          <w:tcPr/>
+          <w:p>
+            <w:pPr>
+              <w:pStyle w:val="Compact"/>
+              <w:jc w:val="left"/>
+            </w:pPr>
+            <w:r>
+              <w:t xml:space="preserve">4,000 to 9,000 in steps of 1250</w:t>
+            </w:r>
+          </w:p>
+        </w:tc>
+        <w:tc>
+          <w:tcPr/>
+          <w:p>
+            <w:pPr>
+              <w:pStyle w:val="Compact"/>
+              <w:jc w:val="left"/>
+            </w:pPr>
+            <w:r>
+              <w:t xml:space="preserve">6,500</w:t>
+            </w:r>
+          </w:p>
+        </w:tc>
+      </w:tr>
+      <w:tr>
+        <w:tc>
+          <w:tcPr/>
+          <w:p>
+            <w:pPr>
+              <w:pStyle w:val="Compact"/>
+              <w:jc w:val="left"/>
+            </w:pPr>
+            <w:r>
+              <w:t xml:space="preserve">Patch regrowth interval</w:t>
+            </w:r>
+          </w:p>
+        </w:tc>
+        <w:tc>
+          <w:tcPr/>
+          <w:p>
+            <w:pPr>
+              <w:pStyle w:val="Compact"/>
+              <w:jc w:val="left"/>
+            </w:pPr>
+            <w:r>
+              <w:t xml:space="preserve">patch-regrowth-interval</w:t>
+            </w:r>
+          </w:p>
+        </w:tc>
+        <w:tc>
+          <w:tcPr/>
+          <w:p>
+            <w:pPr>
+              <w:pStyle w:val="Compact"/>
+              <w:jc w:val="left"/>
+            </w:pPr>
+            <w:r>
+              <w:t xml:space="preserve">500 - 2500</w:t>
+            </w:r>
+          </w:p>
+        </w:tc>
+        <w:tc>
+          <w:tcPr/>
+          <w:p>
+            <w:pPr>
+              <w:pStyle w:val="Compact"/>
+              <w:jc w:val="left"/>
+            </w:pPr>
+            <w:r>
+              <w:t xml:space="preserve">1000</w:t>
+            </w:r>
+          </w:p>
+        </w:tc>
+        <w:tc>
+          <w:tcPr/>
+          <w:p>
+            <w:pPr>
+              <w:pStyle w:val="Compact"/>
+              <w:jc w:val="left"/>
+            </w:pPr>
+            <w:r>
+              <w:t xml:space="preserve">1000</w:t>
+            </w:r>
+          </w:p>
+        </w:tc>
+      </w:tr>
+      <w:tr>
+        <w:tc>
+          <w:tcPr/>
+          <w:p>
+            <w:pPr>
+              <w:pStyle w:val="Compact"/>
+              <w:jc w:val="left"/>
+            </w:pPr>
+            <w:r>
+              <w:t xml:space="preserve">Extraction rate mean</w:t>
+            </w:r>
+          </w:p>
+        </w:tc>
+        <w:tc>
+          <w:tcPr/>
+          <w:p>
+            <w:pPr>
+              <w:pStyle w:val="Compact"/>
+              <w:jc w:val="left"/>
+            </w:pPr>
+            <w:r>
+              <w:t xml:space="preserve">extraction-rate-mean</w:t>
+            </w:r>
+          </w:p>
+        </w:tc>
+        <w:tc>
+          <w:tcPr/>
+          <w:p>
+            <w:pPr>
+              <w:pStyle w:val="Compact"/>
+              <w:jc w:val="left"/>
+            </w:pPr>
+            <w:r>
+              <w:t xml:space="preserve">2 - 8</w:t>
+            </w:r>
+          </w:p>
+        </w:tc>
+        <w:tc>
+          <w:tcPr/>
+          <w:p>
+            <w:pPr>
+              <w:pStyle w:val="Compact"/>
+              <w:jc w:val="left"/>
+            </w:pPr>
+            <w:r>
+              <w:t xml:space="preserve">5</w:t>
+            </w:r>
+          </w:p>
+        </w:tc>
+        <w:tc>
+          <w:tcPr/>
+          <w:p>
+            <w:pPr>
+              <w:pStyle w:val="Compact"/>
+              <w:jc w:val="left"/>
+            </w:pPr>
+            <w:r>
+              <w:t xml:space="preserve">5</w:t>
+            </w:r>
+          </w:p>
+        </w:tc>
+      </w:tr>
+      <w:tr>
+        <w:tc>
+          <w:tcPr/>
+          <w:p>
+            <w:pPr>
+              <w:pStyle w:val="Compact"/>
+              <w:jc w:val="left"/>
+            </w:pPr>
+            <w:r>
+              <w:t xml:space="preserve">Target distance</w:t>
+            </w:r>
+          </w:p>
+        </w:tc>
+        <w:tc>
+          <w:tcPr/>
+          <w:p>
+            <w:pPr>
+              <w:pStyle w:val="Compact"/>
+              <w:jc w:val="left"/>
+            </w:pPr>
+            <w:r>
+              <w:t xml:space="preserve">tgt-dist</w:t>
+            </w:r>
+          </w:p>
+        </w:tc>
+        <w:tc>
+          <w:tcPr/>
+          <w:p>
+            <w:pPr>
+              <w:pStyle w:val="Compact"/>
+              <w:jc w:val="left"/>
+            </w:pPr>
+            <w:r>
+              <w:t xml:space="preserve">1 - 40</w:t>
+            </w:r>
+          </w:p>
+        </w:tc>
+        <w:tc>
+          <w:tcPr/>
+          <w:p>
+            <w:pPr>
+              <w:pStyle w:val="Compact"/>
+              <w:jc w:val="left"/>
+            </w:pPr>
+            <w:r>
+              <w:t xml:space="preserve">1, 11, 21, 31, 41</w:t>
+            </w:r>
+          </w:p>
+        </w:tc>
+        <w:tc>
+          <w:tcPr/>
+          <w:p>
+            <w:pPr>
+              <w:pStyle w:val="Compact"/>
+              <w:jc w:val="left"/>
+            </w:pPr>
+            <w:r>
+              <w:t xml:space="preserve">1 to 41 in steps of 4</w:t>
+            </w:r>
+          </w:p>
+        </w:tc>
+      </w:tr>
+      <w:tr>
+        <w:tc>
+          <w:tcPr/>
+          <w:p>
+            <w:pPr>
+              <w:pStyle w:val="Compact"/>
+              <w:jc w:val="left"/>
+            </w:pPr>
+            <w:r>
+              <w:t xml:space="preserve">Target neighbors</w:t>
+            </w:r>
+          </w:p>
+        </w:tc>
+        <w:tc>
+          <w:tcPr/>
+          <w:p>
+            <w:pPr>
+              <w:pStyle w:val="Compact"/>
+              <w:jc w:val="left"/>
+            </w:pPr>
+            <w:r>
+              <w:t xml:space="preserve">tgt-neighbors</w:t>
+            </w:r>
+          </w:p>
+        </w:tc>
+        <w:tc>
+          <w:tcPr/>
+          <w:p>
+            <w:pPr>
+              <w:pStyle w:val="Compact"/>
+              <w:jc w:val="left"/>
+            </w:pPr>
+            <w:r>
+              <w:t xml:space="preserve">3 - 11</w:t>
+            </w:r>
+          </w:p>
+        </w:tc>
+        <w:tc>
+          <w:tcPr/>
+          <w:p>
+            <w:pPr>
+              <w:pStyle w:val="Compact"/>
+              <w:jc w:val="left"/>
+            </w:pPr>
+            <w:r>
+              <w:t xml:space="preserve">3, 5, 7, 9, 11</w:t>
+            </w:r>
+          </w:p>
+        </w:tc>
+        <w:tc>
+          <w:tcPr/>
+          <w:p>
+            <w:pPr>
+              <w:pStyle w:val="Compact"/>
+              <w:jc w:val="left"/>
+            </w:pPr>
+            <w:r>
+              <w:t xml:space="preserve">3 - 11</w:t>
+            </w:r>
+          </w:p>
+        </w:tc>
+      </w:tr>
+    </w:tbl>
+    <w:p>
+      <w:r>
+        <w:pict>
+          <v:rect style="width:0;height:1.5pt" o:hralign="center" o:hrstd="t" o:hr="t"/>
+        </w:pict>
+      </w:r>
+    </w:p>
+    <w:p>
+      <w:pPr>
+        <w:pStyle w:val="CaptionedFigure"/>
       </w:pPr>
       <w:r>
         <w:drawing>
           <wp:inline>
-            <wp:extent cx="5334000" cy="4445000"/>
+            <wp:extent cx="5240054" cy="4538597"/>
             <wp:effectExtent b="0" l="0" r="0" t="0"/>
-            <wp:docPr descr="" title="" id="21" name="Picture"/>
+            <wp:docPr descr="Figure 1. Illustration of the two major categories of food resource characteristics, availability (left) and distribution (right). For demonstration of each parameterized characteristic, all other resource parameters are held constant. For example, when increasing patch quality (lower right), the same amount of calories are available on the landscape, but concentrated in fewer resource patches. Rather than controlling resources directly, energy per capita (EpC, lower left) determines the size of the agent population relative to the amount of calories on the landscape." title="" id="21" name="Picture"/>
             <a:graphic>
               <a:graphicData uri="http://schemas.openxmlformats.org/drawingml/2006/picture">
                 <pic:pic>
                   <pic:nvPicPr>
-                    <pic:cNvPr descr="figureCode_files/figure-docx/figure3-1.png" id="22" name="Picture"/>
+                    <pic:cNvPr descr="images/Figure1.png" id="22" name="Picture"/>
                     <pic:cNvPicPr>
                       <a:picLocks noChangeArrowheads="1" noChangeAspect="1"/>
                     </pic:cNvPicPr>
                   </pic:nvPicPr>
                   <pic:blipFill>
                     <a:blip r:embed="rId20"/>
+                    <a:stretch>
+                      <a:fillRect/>
+                    </a:stretch>
+                  </pic:blipFill>
+                  <pic:spPr bwMode="auto">
+                    <a:xfrm>
+                      <a:off x="0" y="0"/>
+                      <a:ext cx="5240054" cy="4538597"/>
+                    </a:xfrm>
+                    <a:prstGeom prst="rect">
+                      <a:avLst/>
+                    </a:prstGeom>
+                    <a:noFill/>
+                    <a:ln w="9525">
+                      <a:noFill/>
+                      <a:headEnd/>
+                      <a:tailEnd/>
+                    </a:ln>
+                  </pic:spPr>
+                </pic:pic>
+              </a:graphicData>
+            </a:graphic>
+          </wp:inline>
+        </w:drawing>
+      </w:r>
+    </w:p>
+    <w:p>
+      <w:pPr>
+        <w:pStyle w:val="ImageCaption"/>
+      </w:pPr>
+      <w:r>
+        <w:rPr>
+          <w:b/>
+          <w:bCs/>
+        </w:rPr>
+        <w:t xml:space="preserve">Figure 1.</w:t>
+      </w:r>
+      <w:r>
+        <w:t xml:space="preserve"> </w:t>
+      </w:r>
+      <w:r>
+        <w:t xml:space="preserve">Illustration of the two major categories of food resource characteristics, availability (left) and distribution (right). For demonstration of each parameterized characteristic, all other resource parameters are held constant. For example, when increasing patch quality (lower right), the same amount of calories are available on the landscape, but concentrated in fewer resource patches. Rather than controlling resources directly, energy per capita (EpC, lower left) determines the size of the agent population relative to the amount of calories on the landscape.</w:t>
+      </w:r>
+    </w:p>
+    <w:p>
+      <w:r>
+        <w:pict>
+          <v:rect style="width:0;height:1.5pt" o:hralign="center" o:hrstd="t" o:hr="t"/>
+        </w:pict>
+      </w:r>
+    </w:p>
+    <w:p>
+      <w:pPr>
+        <w:pStyle w:val="CaptionedFigure"/>
+      </w:pPr>
+      <w:r>
+        <w:drawing>
+          <wp:inline>
+            <wp:extent cx="5334000" cy="4855307"/>
+            <wp:effectExtent b="0" l="0" r="0" t="0"/>
+            <wp:docPr descr="Figure 2. How the gregariousness rules worked in the model using the two parameters, target distance and target neighbors. Sensory range covers the entire square for all scenarios. Green and yellow squares are resource patches of high and low energy contents, respectively; black squares are empty patches. The red star is the perspective agent; the white arrowheads are the non-perspective agents. The white dashed line indicates the area with target distance of the perspective agent. The red arrow represents the new heading of the perspective agent. Agents would orient themselves towards the best visible resource patch unless they did not have enough other agents within target distance of themselves. In the left column (A, C), target distance is 6. In the right column (B, D), target distance is 12. In the upper row (A, B), target neighbors is 2. In the lower row (C, D), target neighbors is 5. In A, B, and D, the perspective agent has satisfied gregariousness rules, and will orient towards the highest-energy resource patch. In C, the gregariousness rules are not satisfied, so the perspective agent will orient towards any visible agents farther away than target distance." title="" id="24" name="Picture"/>
+            <a:graphic>
+              <a:graphicData uri="http://schemas.openxmlformats.org/drawingml/2006/picture">
+                <pic:pic>
+                  <pic:nvPicPr>
+                    <pic:cNvPr descr="images/Figure2.png" id="25" name="Picture"/>
+                    <pic:cNvPicPr>
+                      <a:picLocks noChangeArrowheads="1" noChangeAspect="1"/>
+                    </pic:cNvPicPr>
+                  </pic:nvPicPr>
+                  <pic:blipFill>
+                    <a:blip r:embed="rId23"/>
+                    <a:stretch>
+                      <a:fillRect/>
+                    </a:stretch>
+                  </pic:blipFill>
+                  <pic:spPr bwMode="auto">
+                    <a:xfrm>
+                      <a:off x="0" y="0"/>
+                      <a:ext cx="5334000" cy="4855307"/>
+                    </a:xfrm>
+                    <a:prstGeom prst="rect">
+                      <a:avLst/>
+                    </a:prstGeom>
+                    <a:noFill/>
+                    <a:ln w="9525">
+                      <a:noFill/>
+                      <a:headEnd/>
+                      <a:tailEnd/>
+                    </a:ln>
+                  </pic:spPr>
+                </pic:pic>
+              </a:graphicData>
+            </a:graphic>
+          </wp:inline>
+        </w:drawing>
+      </w:r>
+    </w:p>
+    <w:p>
+      <w:pPr>
+        <w:pStyle w:val="ImageCaption"/>
+      </w:pPr>
+      <w:r>
+        <w:rPr>
+          <w:b/>
+          <w:bCs/>
+        </w:rPr>
+        <w:t xml:space="preserve">Figure 2.</w:t>
+      </w:r>
+      <w:r>
+        <w:t xml:space="preserve"> </w:t>
+      </w:r>
+      <w:r>
+        <w:t xml:space="preserve">How the gregariousness rules worked in the model using the two parameters, target distance and target neighbors. Sensory range covers the entire square for all scenarios. Green and yellow squares are resource patches of high and low energy contents, respectively; black squares are empty patches. The red star is the perspective agent; the white arrowheads are the non-perspective agents. The white dashed line indicates the area with target distance of the perspective agent. The red arrow represents the new heading of the perspective agent. Agents would orient themselves towards the best visible resource patch unless they did not have enough other agents within target distance of themselves. In the left column (A, C), target distance is 6. In the right column (B, D), target distance is 12. In the upper row (A, B), target neighbors is 2. In the lower row (C, D), target neighbors is 5. In A, B, and D, the perspective agent has satisfied gregariousness rules, and will orient towards the highest-energy resource patch. In C, the gregariousness rules are not satisfied, so the perspective agent will orient towards any visible agents farther away than target distance.</w:t>
+      </w:r>
+    </w:p>
+    <w:p>
+      <w:r>
+        <w:pict>
+          <v:rect style="width:0;height:1.5pt" o:hralign="center" o:hrstd="t" o:hr="t"/>
+        </w:pict>
+      </w:r>
+    </w:p>
+    <w:p>
+      <w:pPr>
+        <w:pStyle w:val="SourceCode"/>
+      </w:pPr>
+      <w:r>
+        <w:rPr>
+          <w:rStyle w:val="VerbatimChar"/>
+        </w:rPr>
+        <w:t xml:space="preserve">## [1] "Mean group size:  13.4482859622658"</w:t>
+      </w:r>
+    </w:p>
+    <w:p>
+      <w:pPr>
+        <w:pStyle w:val="SourceCode"/>
+      </w:pPr>
+      <w:r>
+        <w:rPr>
+          <w:rStyle w:val="VerbatimChar"/>
+        </w:rPr>
+        <w:t xml:space="preserve">## [1] "Median group size:  10.1458333333333"</w:t>
+      </w:r>
+    </w:p>
+    <w:p>
+      <w:pPr>
+        <w:pStyle w:val="FirstParagraph"/>
+      </w:pPr>
+      <w:r>
+        <w:drawing>
+          <wp:inline>
+            <wp:extent cx="5334000" cy="4445000"/>
+            <wp:effectExtent b="0" l="0" r="0" t="0"/>
+            <wp:docPr descr="" title="" id="27" name="Picture"/>
+            <a:graphic>
+              <a:graphicData uri="http://schemas.openxmlformats.org/drawingml/2006/picture">
+                <pic:pic>
+                  <pic:nvPicPr>
+                    <pic:cNvPr descr="figureCode_files/figure-docx/figure3-1.png" id="28" name="Picture"/>
+                    <pic:cNvPicPr>
+                      <a:picLocks noChangeArrowheads="1" noChangeAspect="1"/>
+                    </pic:cNvPicPr>
+                  </pic:nvPicPr>
+                  <pic:blipFill>
+                    <a:blip r:embed="rId26"/>
                     <a:stretch>
                       <a:fillRect/>
                     </a:stretch>
@@ -213,20 +926,20 @@
       <w:r>
         <w:drawing>
           <wp:inline>
-            <wp:extent cx="5334000" cy="1600200"/>
+            <wp:extent cx="5334000" cy="1524000"/>
             <wp:effectExtent b="0" l="0" r="0" t="0"/>
-            <wp:docPr descr="" title="" id="24" name="Picture"/>
+            <wp:docPr descr="" title="" id="30" name="Picture"/>
             <a:graphic>
               <a:graphicData uri="http://schemas.openxmlformats.org/drawingml/2006/picture">
                 <pic:pic>
                   <pic:nvPicPr>
-                    <pic:cNvPr descr="figureCode_files/figure-docx/figure4-1.png" id="25" name="Picture"/>
+                    <pic:cNvPr descr="figureCode_files/figure-docx/figure4-1.png" id="31" name="Picture"/>
                     <pic:cNvPicPr>
                       <a:picLocks noChangeArrowheads="1" noChangeAspect="1"/>
                     </pic:cNvPicPr>
                   </pic:nvPicPr>
                   <pic:blipFill>
-                    <a:blip r:embed="rId23"/>
+                    <a:blip r:embed="rId29"/>
                     <a:stretch>
                       <a:fillRect/>
                     </a:stretch>
@@ -234,7 +947,7 @@
                   <pic:spPr bwMode="auto">
                     <a:xfrm>
                       <a:off x="0" y="0"/>
-                      <a:ext cx="5334000" cy="1600200"/>
+                      <a:ext cx="5334000" cy="1524000"/>
                     </a:xfrm>
                     <a:prstGeom prst="rect">
                       <a:avLst/>
@@ -285,20 +998,20 @@
       <w:r>
         <w:drawing>
           <wp:inline>
-            <wp:extent cx="5334000" cy="1600200"/>
+            <wp:extent cx="5334000" cy="1524000"/>
             <wp:effectExtent b="0" l="0" r="0" t="0"/>
-            <wp:docPr descr="" title="" id="27" name="Picture"/>
+            <wp:docPr descr="" title="" id="33" name="Picture"/>
             <a:graphic>
               <a:graphicData uri="http://schemas.openxmlformats.org/drawingml/2006/picture">
                 <pic:pic>
                   <pic:nvPicPr>
-                    <pic:cNvPr descr="figureCode_files/figure-docx/figure5-1.png" id="28" name="Picture"/>
+                    <pic:cNvPr descr="figureCode_files/figure-docx/figure5-1.png" id="34" name="Picture"/>
                     <pic:cNvPicPr>
                       <a:picLocks noChangeArrowheads="1" noChangeAspect="1"/>
                     </pic:cNvPicPr>
                   </pic:nvPicPr>
                   <pic:blipFill>
-                    <a:blip r:embed="rId26"/>
+                    <a:blip r:embed="rId32"/>
                     <a:stretch>
                       <a:fillRect/>
                     </a:stretch>
@@ -306,7 +1019,7 @@
                   <pic:spPr bwMode="auto">
                     <a:xfrm>
                       <a:off x="0" y="0"/>
-                      <a:ext cx="5334000" cy="1600200"/>
+                      <a:ext cx="5334000" cy="1524000"/>
                     </a:xfrm>
                     <a:prstGeom prst="rect">
                       <a:avLst/>
@@ -359,18 +1072,18 @@
           <wp:inline>
             <wp:extent cx="5334000" cy="5334000"/>
             <wp:effectExtent b="0" l="0" r="0" t="0"/>
-            <wp:docPr descr="" title="" id="30" name="Picture"/>
+            <wp:docPr descr="" title="" id="36" name="Picture"/>
             <a:graphic>
               <a:graphicData uri="http://schemas.openxmlformats.org/drawingml/2006/picture">
                 <pic:pic>
                   <pic:nvPicPr>
-                    <pic:cNvPr descr="figureCode_files/figure-docx/figure6-1.png" id="31" name="Picture"/>
+                    <pic:cNvPr descr="figureCode_files/figure-docx/figure6-1.png" id="37" name="Picture"/>
                     <pic:cNvPicPr>
                       <a:picLocks noChangeArrowheads="1" noChangeAspect="1"/>
                     </pic:cNvPicPr>
                   </pic:nvPicPr>
                   <pic:blipFill>
-                    <a:blip r:embed="rId29"/>
+                    <a:blip r:embed="rId35"/>
                     <a:stretch>
                       <a:fillRect/>
                     </a:stretch>
@@ -415,13 +1128,25 @@
         <w:t xml:space="preserve">The relationship between group size and foraging efficiency, mediated by the maximum distance that agents would tolerate being from group members (</w:t>
       </w:r>
       <w:r>
-        <w:t xml:space="preserve">“target distance”</w:t>
+        <w:t xml:space="preserve">“</w:t>
+      </w:r>
+      <w:r>
+        <w:t xml:space="preserve">target distance</w:t>
+      </w:r>
+      <w:r>
+        <w:t xml:space="preserve">”</w:t>
       </w:r>
       <w:r>
         <w:t xml:space="preserve">). The number of group members that each agent attempted to keep in proximity (</w:t>
       </w:r>
       <w:r>
-        <w:t xml:space="preserve">“target neighbors”</w:t>
+        <w:t xml:space="preserve">“</w:t>
+      </w:r>
+      <w:r>
+        <w:t xml:space="preserve">target neighbors</w:t>
+      </w:r>
+      <w:r>
+        <w:t xml:space="preserve">”</w:t>
       </w:r>
       <w:r>
         <w:t xml:space="preserve">) was also allowed to vary across these simulations. Each dot represents a population mean of a single simulation. The black lines are linear regressions for each category of target distance. Formulae for the regression lines (using the log group size) are displayed on each plot.</w:t>
@@ -466,8 +1191,1778 @@
         </w:pict>
       </w:r>
     </w:p>
-    <w:bookmarkEnd w:id="32"/>
-    <w:bookmarkStart w:id="63" w:name="supplementappendix-2"/>
+    <w:bookmarkEnd w:id="38"/>
+    <w:bookmarkStart w:id="39" w:name="supplementappendix-1---odd-protocol"/>
+    <w:p>
+      <w:pPr>
+        <w:pStyle w:val="Heading1"/>
+      </w:pPr>
+      <w:r>
+        <w:t xml:space="preserve">Supplement/Appendix 1 - ODD Protocol</w:t>
+      </w:r>
+    </w:p>
+    <w:p>
+      <w:pPr>
+        <w:pStyle w:val="FirstParagraph"/>
+      </w:pPr>
+      <w:r>
+        <w:rPr>
+          <w:b/>
+          <w:bCs/>
+        </w:rPr>
+        <w:t xml:space="preserve">Table 1.1.</w:t>
+      </w:r>
+      <w:r>
+        <w:t xml:space="preserve"> </w:t>
+      </w:r>
+      <w:r>
+        <w:t xml:space="preserve">Agent attribute variables in the agent-based model.</w:t>
+      </w:r>
+    </w:p>
+    <w:tbl>
+      <w:tblPr>
+        <w:tblStyle w:val="Table"/>
+        <w:tblW w:type="pct" w:w="5000"/>
+        <w:tblLayout w:type="fixed"/>
+        <w:tblLook w:firstRow="1" w:lastRow="0" w:firstColumn="0" w:lastColumn="0" w:noHBand="0" w:noVBand="0" w:val="0020"/>
+      </w:tblPr>
+      <w:tblGrid>
+        <w:gridCol w:w="2640"/>
+        <w:gridCol w:w="2640"/>
+        <w:gridCol w:w="2640"/>
+      </w:tblGrid>
+      <w:tr>
+        <w:trPr>
+          <w:tblHeader w:val="on"/>
+        </w:trPr>
+        <w:tc>
+          <w:tcPr/>
+          <w:p>
+            <w:pPr>
+              <w:pStyle w:val="Compact"/>
+              <w:jc w:val="left"/>
+            </w:pPr>
+            <w:r>
+              <w:t xml:space="preserve">Variable name</w:t>
+            </w:r>
+          </w:p>
+        </w:tc>
+        <w:tc>
+          <w:tcPr/>
+          <w:p>
+            <w:pPr>
+              <w:pStyle w:val="Compact"/>
+              <w:jc w:val="left"/>
+            </w:pPr>
+            <w:r>
+              <w:t xml:space="preserve">Description</w:t>
+            </w:r>
+          </w:p>
+        </w:tc>
+        <w:tc>
+          <w:tcPr/>
+          <w:p>
+            <w:pPr>
+              <w:pStyle w:val="Compact"/>
+              <w:jc w:val="left"/>
+            </w:pPr>
+            <w:r>
+              <w:t xml:space="preserve">states/data structure</w:t>
+            </w:r>
+          </w:p>
+        </w:tc>
+      </w:tr>
+      <w:tr>
+        <w:tc>
+          <w:tcPr/>
+          <w:p>
+            <w:pPr>
+              <w:pStyle w:val="Compact"/>
+              <w:jc w:val="left"/>
+            </w:pPr>
+            <w:r>
+              <w:t xml:space="preserve">stored-energy</w:t>
+            </w:r>
+          </w:p>
+        </w:tc>
+        <w:tc>
+          <w:tcPr/>
+          <w:p>
+            <w:pPr>
+              <w:pStyle w:val="Compact"/>
+              <w:jc w:val="left"/>
+            </w:pPr>
+            <w:r>
+              <w:t xml:space="preserve">The amount of energy (in relative units) that the agent has accumulated; all agents start at 30</w:t>
+            </w:r>
+          </w:p>
+        </w:tc>
+        <w:tc>
+          <w:tcPr/>
+          <w:p>
+            <w:pPr>
+              <w:pStyle w:val="Compact"/>
+              <w:jc w:val="left"/>
+            </w:pPr>
+            <w:r>
+              <w:t xml:space="preserve">Real number (float)</w:t>
+            </w:r>
+          </w:p>
+        </w:tc>
+      </w:tr>
+      <w:tr>
+        <w:tc>
+          <w:tcPr/>
+          <w:p>
+            <w:pPr>
+              <w:pStyle w:val="Compact"/>
+              <w:jc w:val="left"/>
+            </w:pPr>
+            <w:r>
+              <w:t xml:space="preserve">rhp</w:t>
+            </w:r>
+          </w:p>
+        </w:tc>
+        <w:tc>
+          <w:tcPr/>
+          <w:p>
+            <w:pPr>
+              <w:pStyle w:val="Compact"/>
+              <w:jc w:val="left"/>
+            </w:pPr>
+            <w:r>
+              <w:t xml:space="preserve">The competitive ability of the agent, assigned randomly at birth/initialization.</w:t>
+            </w:r>
+          </w:p>
+        </w:tc>
+        <w:tc>
+          <w:tcPr/>
+          <w:p>
+            <w:pPr>
+              <w:pStyle w:val="Compact"/>
+              <w:jc w:val="left"/>
+            </w:pPr>
+            <w:r>
+              <w:t xml:space="preserve">Integers 1-8</w:t>
+            </w:r>
+          </w:p>
+        </w:tc>
+      </w:tr>
+      <w:tr>
+        <w:tc>
+          <w:tcPr/>
+          <w:p>
+            <w:pPr>
+              <w:pStyle w:val="Compact"/>
+              <w:jc w:val="left"/>
+            </w:pPr>
+            <w:r>
+              <w:t xml:space="preserve">nearest-primates</w:t>
+            </w:r>
+          </w:p>
+        </w:tc>
+        <w:tc>
+          <w:tcPr/>
+          <w:p>
+            <w:pPr>
+              <w:pStyle w:val="Compact"/>
+              <w:jc w:val="left"/>
+            </w:pPr>
+            <w:r>
+              <w:t xml:space="preserve">Primates within visual range (</w:t>
+            </w:r>
+            <w:r>
+              <w:t xml:space="preserve">“</w:t>
+            </w:r>
+            <w:r>
+              <w:t xml:space="preserve">other-primate-detection-radius</w:t>
+            </w:r>
+            <w:r>
+              <w:t xml:space="preserve">”</w:t>
+            </w:r>
+            <w:r>
+              <w:t xml:space="preserve">); if more than</w:t>
+            </w:r>
+            <w:r>
+              <w:t xml:space="preserve"> </w:t>
+            </w:r>
+            <w:r>
+              <w:t xml:space="preserve">“</w:t>
+            </w:r>
+            <w:r>
+              <w:t xml:space="preserve">tgt-neighbor</w:t>
+            </w:r>
+            <w:r>
+              <w:t xml:space="preserve">”</w:t>
+            </w:r>
+            <w:r>
+              <w:t xml:space="preserve">, limited to that number of primates</w:t>
+            </w:r>
+          </w:p>
+        </w:tc>
+        <w:tc>
+          <w:tcPr/>
+          <w:p>
+            <w:pPr>
+              <w:pStyle w:val="Compact"/>
+              <w:jc w:val="left"/>
+            </w:pPr>
+            <w:r>
+              <w:t xml:space="preserve">Turtle-set of primates</w:t>
+            </w:r>
+          </w:p>
+        </w:tc>
+      </w:tr>
+      <w:tr>
+        <w:tc>
+          <w:tcPr/>
+          <w:p>
+            <w:pPr>
+              <w:pStyle w:val="Compact"/>
+              <w:jc w:val="left"/>
+            </w:pPr>
+            <w:r>
+              <w:t xml:space="preserve">visible-resources</w:t>
+            </w:r>
+          </w:p>
+        </w:tc>
+        <w:tc>
+          <w:tcPr/>
+          <w:p>
+            <w:pPr>
+              <w:pStyle w:val="Compact"/>
+              <w:jc w:val="left"/>
+            </w:pPr>
+            <w:r>
+              <w:t xml:space="preserve">Resources tiles currently containing energy within the visual range (resource-detection-radius)</w:t>
+            </w:r>
+          </w:p>
+        </w:tc>
+        <w:tc>
+          <w:tcPr/>
+          <w:p>
+            <w:pPr>
+              <w:pStyle w:val="Compact"/>
+              <w:jc w:val="left"/>
+            </w:pPr>
+            <w:r>
+              <w:t xml:space="preserve">Patch-set</w:t>
+            </w:r>
+          </w:p>
+        </w:tc>
+      </w:tr>
+      <w:tr>
+        <w:tc>
+          <w:tcPr/>
+          <w:p>
+            <w:pPr>
+              <w:pStyle w:val="Compact"/>
+              <w:jc w:val="left"/>
+            </w:pPr>
+            <w:r>
+              <w:t xml:space="preserve">exp-score</w:t>
+            </w:r>
+          </w:p>
+        </w:tc>
+        <w:tc>
+          <w:tcPr/>
+          <w:p>
+            <w:pPr>
+              <w:pStyle w:val="Compact"/>
+              <w:jc w:val="left"/>
+            </w:pPr>
+            <w:r>
+              <w:t xml:space="preserve">current value of estimated fighting ability based on previous recorded fight outcomes</w:t>
+            </w:r>
+          </w:p>
+        </w:tc>
+        <w:tc>
+          <w:tcPr/>
+          <w:p>
+            <w:pPr>
+              <w:pStyle w:val="Compact"/>
+              <w:jc w:val="left"/>
+            </w:pPr>
+            <w:r>
+              <w:t xml:space="preserve">Float between 0.0 and 1.0</w:t>
+            </w:r>
+          </w:p>
+        </w:tc>
+      </w:tr>
+      <w:tr>
+        <w:tc>
+          <w:tcPr/>
+          <w:p>
+            <w:pPr>
+              <w:pStyle w:val="Compact"/>
+              <w:jc w:val="left"/>
+            </w:pPr>
+            <w:r>
+              <w:t xml:space="preserve">exp-delta-list</w:t>
+            </w:r>
+          </w:p>
+        </w:tc>
+        <w:tc>
+          <w:tcPr/>
+          <w:p>
+            <w:pPr>
+              <w:pStyle w:val="Compact"/>
+              <w:jc w:val="left"/>
+            </w:pPr>
+            <w:r>
+              <w:t xml:space="preserve">List recording every time the exp-score was changed by a win or loss</w:t>
+            </w:r>
+          </w:p>
+        </w:tc>
+        <w:tc>
+          <w:tcPr/>
+          <w:p>
+            <w:pPr>
+              <w:pStyle w:val="Compact"/>
+              <w:jc w:val="left"/>
+            </w:pPr>
+            <w:r>
+              <w:t xml:space="preserve">List of floats</w:t>
+            </w:r>
+          </w:p>
+        </w:tc>
+      </w:tr>
+      <w:tr>
+        <w:tc>
+          <w:tcPr/>
+          <w:p>
+            <w:pPr>
+              <w:pStyle w:val="Compact"/>
+              <w:jc w:val="left"/>
+            </w:pPr>
+            <w:r>
+              <w:t xml:space="preserve">xcor, ycor</w:t>
+            </w:r>
+          </w:p>
+        </w:tc>
+        <w:tc>
+          <w:tcPr/>
+          <w:p>
+            <w:pPr>
+              <w:pStyle w:val="Compact"/>
+              <w:jc w:val="left"/>
+            </w:pPr>
+            <w:r>
+              <w:t xml:space="preserve">Coordinates describing the current location of the agent</w:t>
+            </w:r>
+          </w:p>
+        </w:tc>
+        <w:tc>
+          <w:tcPr/>
+          <w:p>
+            <w:pPr>
+              <w:pStyle w:val="Compact"/>
+              <w:jc w:val="left"/>
+            </w:pPr>
+            <w:r>
+              <w:t xml:space="preserve">Float, float; range, -140 to 140</w:t>
+            </w:r>
+          </w:p>
+        </w:tc>
+      </w:tr>
+      <w:tr>
+        <w:tc>
+          <w:tcPr/>
+          <w:p>
+            <w:pPr>
+              <w:pStyle w:val="Compact"/>
+              <w:jc w:val="left"/>
+            </w:pPr>
+            <w:r>
+              <w:t xml:space="preserve">heading</w:t>
+            </w:r>
+          </w:p>
+        </w:tc>
+        <w:tc>
+          <w:tcPr/>
+          <w:p>
+            <w:pPr>
+              <w:pStyle w:val="Compact"/>
+              <w:jc w:val="left"/>
+            </w:pPr>
+            <w:r>
+              <w:t xml:space="preserve">The current direction that the agent is pointing; 0 is north, 90 is east, etc.</w:t>
+            </w:r>
+          </w:p>
+        </w:tc>
+        <w:tc>
+          <w:tcPr/>
+          <w:p>
+            <w:pPr>
+              <w:pStyle w:val="Compact"/>
+              <w:jc w:val="left"/>
+            </w:pPr>
+            <w:r>
+              <w:t xml:space="preserve">Degrees out of 360 (clockwise)</w:t>
+            </w:r>
+          </w:p>
+        </w:tc>
+      </w:tr>
+    </w:tbl>
+    <w:p>
+      <w:pPr>
+        <w:pStyle w:val="BodyText"/>
+      </w:pPr>
+      <w:r>
+        <w:rPr>
+          <w:b/>
+          <w:bCs/>
+        </w:rPr>
+        <w:t xml:space="preserve">Table 1.2.</w:t>
+      </w:r>
+      <w:r>
+        <w:t xml:space="preserve"> </w:t>
+      </w:r>
+      <w:r>
+        <w:t xml:space="preserve">Patch attributes in the agent-based model.</w:t>
+      </w:r>
+    </w:p>
+    <w:tbl>
+      <w:tblPr>
+        <w:tblStyle w:val="Table"/>
+        <w:tblW w:type="pct" w:w="5000"/>
+        <w:tblLayout w:type="fixed"/>
+        <w:tblLook w:firstRow="1" w:lastRow="0" w:firstColumn="0" w:lastColumn="0" w:noHBand="0" w:noVBand="0" w:val="0020"/>
+      </w:tblPr>
+      <w:tblGrid>
+        <w:gridCol w:w="2640"/>
+        <w:gridCol w:w="2640"/>
+        <w:gridCol w:w="2640"/>
+      </w:tblGrid>
+      <w:tr>
+        <w:trPr>
+          <w:tblHeader w:val="on"/>
+        </w:trPr>
+        <w:tc>
+          <w:tcPr/>
+          <w:p>
+            <w:pPr>
+              <w:pStyle w:val="Compact"/>
+              <w:jc w:val="left"/>
+            </w:pPr>
+            <w:r>
+              <w:t xml:space="preserve">Variable name</w:t>
+            </w:r>
+          </w:p>
+        </w:tc>
+        <w:tc>
+          <w:tcPr/>
+          <w:p>
+            <w:pPr>
+              <w:pStyle w:val="Compact"/>
+              <w:jc w:val="left"/>
+            </w:pPr>
+            <w:r>
+              <w:t xml:space="preserve">Description</w:t>
+            </w:r>
+          </w:p>
+        </w:tc>
+        <w:tc>
+          <w:tcPr/>
+          <w:p>
+            <w:pPr>
+              <w:pStyle w:val="Compact"/>
+              <w:jc w:val="left"/>
+            </w:pPr>
+            <w:r>
+              <w:t xml:space="preserve">states/data structure</w:t>
+            </w:r>
+          </w:p>
+        </w:tc>
+      </w:tr>
+      <w:tr>
+        <w:tc>
+          <w:tcPr/>
+          <w:p>
+            <w:pPr>
+              <w:pStyle w:val="Compact"/>
+              <w:jc w:val="left"/>
+            </w:pPr>
+            <w:r>
+              <w:t xml:space="preserve">pxcor, pycor</w:t>
+            </w:r>
+          </w:p>
+        </w:tc>
+        <w:tc>
+          <w:tcPr/>
+          <w:p>
+            <w:pPr>
+              <w:pStyle w:val="Compact"/>
+              <w:jc w:val="left"/>
+            </w:pPr>
+            <w:r>
+              <w:t xml:space="preserve">Coordinates describing the location of the patch</w:t>
+            </w:r>
+          </w:p>
+        </w:tc>
+        <w:tc>
+          <w:tcPr/>
+          <w:p>
+            <w:pPr>
+              <w:pStyle w:val="Compact"/>
+              <w:jc w:val="left"/>
+            </w:pPr>
+            <w:r>
+              <w:t xml:space="preserve">Integer, integer; range, -140 to 140</w:t>
+            </w:r>
+          </w:p>
+        </w:tc>
+      </w:tr>
+      <w:tr>
+        <w:tc>
+          <w:tcPr/>
+          <w:p>
+            <w:pPr>
+              <w:pStyle w:val="Compact"/>
+              <w:jc w:val="left"/>
+            </w:pPr>
+            <w:r>
+              <w:t xml:space="preserve">penergy</w:t>
+            </w:r>
+          </w:p>
+        </w:tc>
+        <w:tc>
+          <w:tcPr/>
+          <w:p>
+            <w:pPr>
+              <w:pStyle w:val="Compact"/>
+              <w:jc w:val="left"/>
+            </w:pPr>
+            <w:r>
+              <w:t xml:space="preserve">The current energetic contents of the patch</w:t>
+            </w:r>
+          </w:p>
+        </w:tc>
+        <w:tc>
+          <w:tcPr/>
+          <w:p>
+            <w:pPr>
+              <w:pStyle w:val="Compact"/>
+              <w:jc w:val="left"/>
+            </w:pPr>
+            <w:r>
+              <w:t xml:space="preserve">Integer; range depends on parameter values</w:t>
+            </w:r>
+          </w:p>
+        </w:tc>
+      </w:tr>
+      <w:tr>
+        <w:tc>
+          <w:tcPr/>
+          <w:p>
+            <w:pPr>
+              <w:pStyle w:val="Compact"/>
+              <w:jc w:val="left"/>
+            </w:pPr>
+            <w:r>
+              <w:t xml:space="preserve">quality</w:t>
+            </w:r>
+          </w:p>
+        </w:tc>
+        <w:tc>
+          <w:tcPr/>
+          <w:p>
+            <w:pPr>
+              <w:pStyle w:val="Compact"/>
+              <w:jc w:val="left"/>
+            </w:pPr>
+            <w:r>
+              <w:t xml:space="preserve">The maximum energetic contents of the patch, up to which it regrows</w:t>
+            </w:r>
+          </w:p>
+        </w:tc>
+        <w:tc>
+          <w:tcPr/>
+          <w:p>
+            <w:pPr>
+              <w:pStyle w:val="Compact"/>
+              <w:jc w:val="left"/>
+            </w:pPr>
+            <w:r>
+              <w:t xml:space="preserve">Integer; range depends on parameter values</w:t>
+            </w:r>
+          </w:p>
+        </w:tc>
+      </w:tr>
+      <w:tr>
+        <w:tc>
+          <w:tcPr/>
+          <w:p>
+            <w:pPr>
+              <w:pStyle w:val="Compact"/>
+              <w:jc w:val="left"/>
+            </w:pPr>
+            <w:r>
+              <w:t xml:space="preserve">extraction-rate</w:t>
+            </w:r>
+          </w:p>
+        </w:tc>
+        <w:tc>
+          <w:tcPr/>
+          <w:p>
+            <w:pPr>
+              <w:pStyle w:val="Compact"/>
+              <w:jc w:val="left"/>
+            </w:pPr>
+            <w:r>
+              <w:t xml:space="preserve">How much energy can be extracted from this patch per tick</w:t>
+            </w:r>
+          </w:p>
+        </w:tc>
+        <w:tc>
+          <w:tcPr/>
+          <w:p>
+            <w:pPr>
+              <w:pStyle w:val="Compact"/>
+              <w:jc w:val="left"/>
+            </w:pPr>
+            <w:r>
+              <w:t xml:space="preserve">Float; range depends on parameter values</w:t>
+            </w:r>
+          </w:p>
+        </w:tc>
+      </w:tr>
+    </w:tbl>
+    <w:p>
+      <w:pPr>
+        <w:pStyle w:val="BodyText"/>
+      </w:pPr>
+      <w:r>
+        <w:rPr>
+          <w:b/>
+          <w:bCs/>
+        </w:rPr>
+        <w:t xml:space="preserve">Table 1.3.</w:t>
+      </w:r>
+      <w:r>
+        <w:t xml:space="preserve"> </w:t>
+      </w:r>
+      <w:r>
+        <w:t xml:space="preserve">Landscape parameters.</w:t>
+      </w:r>
+    </w:p>
+    <w:tbl>
+      <w:tblPr>
+        <w:tblStyle w:val="Table"/>
+        <w:tblW w:type="pct" w:w="5000"/>
+        <w:tblLayout w:type="fixed"/>
+        <w:tblLook w:firstRow="1" w:lastRow="0" w:firstColumn="0" w:lastColumn="0" w:noHBand="0" w:noVBand="0" w:val="0020"/>
+      </w:tblPr>
+      <w:tblGrid>
+        <w:gridCol w:w="1584"/>
+        <w:gridCol w:w="1584"/>
+        <w:gridCol w:w="1584"/>
+        <w:gridCol w:w="1584"/>
+        <w:gridCol w:w="1584"/>
+      </w:tblGrid>
+      <w:tr>
+        <w:trPr>
+          <w:tblHeader w:val="on"/>
+        </w:trPr>
+        <w:tc>
+          <w:tcPr/>
+          <w:p>
+            <w:pPr>
+              <w:pStyle w:val="Compact"/>
+              <w:jc w:val="left"/>
+            </w:pPr>
+            <w:r>
+              <w:t xml:space="preserve">Parameter</w:t>
+            </w:r>
+          </w:p>
+        </w:tc>
+        <w:tc>
+          <w:tcPr/>
+          <w:p>
+            <w:pPr>
+              <w:pStyle w:val="Compact"/>
+              <w:jc w:val="left"/>
+            </w:pPr>
+            <w:r>
+              <w:t xml:space="preserve">Variable Name in NetLogo</w:t>
+            </w:r>
+          </w:p>
+        </w:tc>
+        <w:tc>
+          <w:tcPr/>
+          <w:p>
+            <w:pPr>
+              <w:pStyle w:val="Compact"/>
+              <w:jc w:val="left"/>
+            </w:pPr>
+            <w:r>
+              <w:t xml:space="preserve">Description</w:t>
+            </w:r>
+          </w:p>
+        </w:tc>
+        <w:tc>
+          <w:tcPr/>
+          <w:p>
+            <w:pPr>
+              <w:pStyle w:val="Compact"/>
+              <w:jc w:val="left"/>
+            </w:pPr>
+            <w:r>
+              <w:t xml:space="preserve">Range for Global Sensitivity Analysis</w:t>
+            </w:r>
+          </w:p>
+        </w:tc>
+        <w:tc>
+          <w:tcPr/>
+          <w:p>
+            <w:pPr>
+              <w:pStyle w:val="Compact"/>
+              <w:jc w:val="left"/>
+            </w:pPr>
+            <w:r>
+              <w:t xml:space="preserve">Setting(s) for experiment to address H2</w:t>
+            </w:r>
+          </w:p>
+        </w:tc>
+      </w:tr>
+      <w:tr>
+        <w:tc>
+          <w:tcPr/>
+          <w:p>
+            <w:pPr>
+              <w:pStyle w:val="Compact"/>
+              <w:jc w:val="left"/>
+            </w:pPr>
+            <w:r>
+              <w:t xml:space="preserve">Clump size</w:t>
+            </w:r>
+          </w:p>
+        </w:tc>
+        <w:tc>
+          <w:tcPr/>
+          <w:p>
+            <w:pPr>
+              <w:pStyle w:val="Compact"/>
+              <w:jc w:val="left"/>
+            </w:pPr>
+            <w:r>
+              <w:t xml:space="preserve">clump-size</w:t>
+            </w:r>
+          </w:p>
+        </w:tc>
+        <w:tc>
+          <w:tcPr/>
+          <w:p>
+            <w:pPr>
+              <w:pStyle w:val="Compact"/>
+              <w:jc w:val="left"/>
+            </w:pPr>
+            <w:r>
+              <w:t xml:space="preserve">The mean of the normal distribution which determines the number of patches in a clump</w:t>
+            </w:r>
+          </w:p>
+        </w:tc>
+        <w:tc>
+          <w:tcPr/>
+          <w:p>
+            <w:pPr>
+              <w:pStyle w:val="Compact"/>
+              <w:jc w:val="left"/>
+            </w:pPr>
+            <w:r>
+              <w:t xml:space="preserve">1-500</w:t>
+            </w:r>
+          </w:p>
+        </w:tc>
+        <w:tc>
+          <w:tcPr/>
+          <w:p>
+            <w:pPr>
+              <w:pStyle w:val="Compact"/>
+              <w:jc w:val="left"/>
+            </w:pPr>
+            <w:r>
+              <w:t xml:space="preserve">1, 63, 126, 251, 376, 501</w:t>
+            </w:r>
+          </w:p>
+        </w:tc>
+      </w:tr>
+      <w:tr>
+        <w:tc>
+          <w:tcPr/>
+          <w:p>
+            <w:pPr>
+              <w:pStyle w:val="Compact"/>
+              <w:jc w:val="left"/>
+            </w:pPr>
+            <w:r>
+              <w:t xml:space="preserve">Abundance</w:t>
+            </w:r>
+          </w:p>
+        </w:tc>
+        <w:tc>
+          <w:tcPr/>
+          <w:p>
+            <w:pPr>
+              <w:pStyle w:val="Compact"/>
+              <w:jc w:val="left"/>
+            </w:pPr>
+            <w:r>
+              <w:t xml:space="preserve">abundance</w:t>
+            </w:r>
+          </w:p>
+        </w:tc>
+        <w:tc>
+          <w:tcPr/>
+          <w:p>
+            <w:pPr>
+              <w:pStyle w:val="Compact"/>
+              <w:jc w:val="left"/>
+            </w:pPr>
+            <w:r>
+              <w:t xml:space="preserve">Total amount of energy units to be distributed across the landscape</w:t>
+            </w:r>
+          </w:p>
+        </w:tc>
+        <w:tc>
+          <w:tcPr/>
+          <w:p>
+            <w:pPr>
+              <w:pStyle w:val="Compact"/>
+              <w:jc w:val="left"/>
+            </w:pPr>
+            <w:r>
+              <w:t xml:space="preserve">200,000 - 1,200,000</w:t>
+            </w:r>
+          </w:p>
+        </w:tc>
+        <w:tc>
+          <w:tcPr/>
+          <w:p>
+            <w:pPr>
+              <w:pStyle w:val="Compact"/>
+              <w:jc w:val="left"/>
+            </w:pPr>
+            <w:r>
+              <w:t xml:space="preserve">200,000 to 1,200,000 in steps of 225,000</w:t>
+            </w:r>
+          </w:p>
+        </w:tc>
+      </w:tr>
+      <w:tr>
+        <w:tc>
+          <w:tcPr/>
+          <w:p>
+            <w:pPr>
+              <w:pStyle w:val="Compact"/>
+              <w:jc w:val="left"/>
+            </w:pPr>
+            <w:r>
+              <w:t xml:space="preserve">Energy per capita</w:t>
+            </w:r>
+          </w:p>
+        </w:tc>
+        <w:tc>
+          <w:tcPr/>
+          <w:p>
+            <w:pPr>
+              <w:pStyle w:val="Compact"/>
+              <w:jc w:val="left"/>
+            </w:pPr>
+            <w:r>
+              <w:t xml:space="preserve">energy-per-capita</w:t>
+            </w:r>
+          </w:p>
+        </w:tc>
+        <w:tc>
+          <w:tcPr/>
+          <w:p>
+            <w:pPr>
+              <w:pStyle w:val="Compact"/>
+              <w:jc w:val="left"/>
+            </w:pPr>
+            <w:r>
+              <w:t xml:space="preserve">Energy units distributed for each primate agent created. Population size calculated by dividing abundance by/ energy-per-capita.</w:t>
+            </w:r>
+          </w:p>
+        </w:tc>
+        <w:tc>
+          <w:tcPr/>
+          <w:p>
+            <w:pPr>
+              <w:pStyle w:val="Compact"/>
+              <w:jc w:val="left"/>
+            </w:pPr>
+            <w:r>
+              <w:t xml:space="preserve">4,000 - 9,000</w:t>
+            </w:r>
+          </w:p>
+        </w:tc>
+        <w:tc>
+          <w:tcPr/>
+          <w:p>
+            <w:pPr>
+              <w:pStyle w:val="Compact"/>
+              <w:jc w:val="left"/>
+            </w:pPr>
+            <w:r>
+              <w:t xml:space="preserve">4,000 to 9,000 in steps of 1250</w:t>
+            </w:r>
+          </w:p>
+        </w:tc>
+      </w:tr>
+      <w:tr>
+        <w:tc>
+          <w:tcPr/>
+          <w:p>
+            <w:pPr>
+              <w:pStyle w:val="Compact"/>
+              <w:jc w:val="left"/>
+            </w:pPr>
+            <w:r>
+              <w:t xml:space="preserve">Patch regrowth interval</w:t>
+            </w:r>
+          </w:p>
+        </w:tc>
+        <w:tc>
+          <w:tcPr/>
+          <w:p>
+            <w:pPr>
+              <w:pStyle w:val="Compact"/>
+              <w:jc w:val="left"/>
+            </w:pPr>
+            <w:r>
+              <w:t xml:space="preserve">patch-regrowth-interval</w:t>
+            </w:r>
+          </w:p>
+        </w:tc>
+        <w:tc>
+          <w:tcPr/>
+          <w:p>
+            <w:pPr>
+              <w:pStyle w:val="Compact"/>
+              <w:jc w:val="left"/>
+            </w:pPr>
+            <w:r>
+              <w:t xml:space="preserve">The interval at which patches have the ability to regrow; longer intervals mean less frequent regrowth/more variability over time in resource availability</w:t>
+            </w:r>
+          </w:p>
+        </w:tc>
+        <w:tc>
+          <w:tcPr/>
+          <w:p>
+            <w:pPr>
+              <w:pStyle w:val="Compact"/>
+              <w:jc w:val="left"/>
+            </w:pPr>
+            <w:r>
+              <w:t xml:space="preserve">500 - 2500</w:t>
+            </w:r>
+          </w:p>
+        </w:tc>
+        <w:tc>
+          <w:tcPr/>
+          <w:p>
+            <w:pPr>
+              <w:pStyle w:val="Compact"/>
+              <w:jc w:val="left"/>
+            </w:pPr>
+            <w:r>
+              <w:t xml:space="preserve">1000</w:t>
+            </w:r>
+          </w:p>
+        </w:tc>
+      </w:tr>
+      <w:tr>
+        <w:tc>
+          <w:tcPr/>
+          <w:p>
+            <w:pPr>
+              <w:pStyle w:val="Compact"/>
+              <w:jc w:val="left"/>
+            </w:pPr>
+            <w:r>
+              <w:t xml:space="preserve">Extraction rate mean</w:t>
+            </w:r>
+          </w:p>
+        </w:tc>
+        <w:tc>
+          <w:tcPr/>
+          <w:p>
+            <w:pPr>
+              <w:pStyle w:val="Compact"/>
+              <w:jc w:val="left"/>
+            </w:pPr>
+            <w:r>
+              <w:t xml:space="preserve">extraction-rate-mean</w:t>
+            </w:r>
+          </w:p>
+        </w:tc>
+        <w:tc>
+          <w:tcPr/>
+          <w:p>
+            <w:pPr>
+              <w:pStyle w:val="Compact"/>
+              <w:jc w:val="left"/>
+            </w:pPr>
+            <w:r>
+              <w:t xml:space="preserve">The mean of a normal distribution which determines how much energy a primate can extract from a particular patch in single time-step (i.e., determines depletion speed of patch)</w:t>
+            </w:r>
+          </w:p>
+        </w:tc>
+        <w:tc>
+          <w:tcPr/>
+          <w:p>
+            <w:pPr>
+              <w:pStyle w:val="Compact"/>
+              <w:jc w:val="left"/>
+            </w:pPr>
+            <w:r>
+              <w:t xml:space="preserve">2 - 8</w:t>
+            </w:r>
+          </w:p>
+        </w:tc>
+        <w:tc>
+          <w:tcPr/>
+          <w:p>
+            <w:pPr>
+              <w:pStyle w:val="Compact"/>
+              <w:jc w:val="left"/>
+            </w:pPr>
+            <w:r>
+              <w:t xml:space="preserve">5</w:t>
+            </w:r>
+          </w:p>
+        </w:tc>
+      </w:tr>
+      <w:tr>
+        <w:tc>
+          <w:tcPr/>
+          <w:p>
+            <w:pPr>
+              <w:pStyle w:val="Compact"/>
+              <w:jc w:val="left"/>
+            </w:pPr>
+            <w:r>
+              <w:t xml:space="preserve">Extraction rate standard deviation</w:t>
+            </w:r>
+          </w:p>
+        </w:tc>
+        <w:tc>
+          <w:tcPr/>
+          <w:p>
+            <w:pPr>
+              <w:pStyle w:val="Compact"/>
+              <w:jc w:val="left"/>
+            </w:pPr>
+            <w:r>
+              <w:t xml:space="preserve">extraction-rate-sd</w:t>
+            </w:r>
+          </w:p>
+        </w:tc>
+        <w:tc>
+          <w:tcPr/>
+          <w:p>
+            <w:pPr>
+              <w:pStyle w:val="Compact"/>
+              <w:jc w:val="left"/>
+            </w:pPr>
+            <w:r>
+              <w:t xml:space="preserve">The standard deviation of a normal distribution which determines how much energy a primate can extract from a particular patch in a single time-step</w:t>
+            </w:r>
+          </w:p>
+        </w:tc>
+        <w:tc>
+          <w:tcPr/>
+          <w:p>
+            <w:pPr>
+              <w:pStyle w:val="Compact"/>
+              <w:jc w:val="left"/>
+            </w:pPr>
+            <w:r>
+              <w:t xml:space="preserve">1 to 5 energy units per time-step</w:t>
+            </w:r>
+          </w:p>
+        </w:tc>
+        <w:tc>
+          <w:tcPr/>
+          <w:p>
+            <w:pPr>
+              <w:pStyle w:val="Compact"/>
+              <w:jc w:val="left"/>
+            </w:pPr>
+            <w:r>
+              <w:t xml:space="preserve">1</w:t>
+            </w:r>
+          </w:p>
+        </w:tc>
+      </w:tr>
+      <w:tr>
+        <w:tc>
+          <w:tcPr/>
+          <w:p>
+            <w:pPr>
+              <w:pStyle w:val="Compact"/>
+              <w:jc w:val="left"/>
+            </w:pPr>
+            <w:r>
+              <w:t xml:space="preserve">Patch quality mean</w:t>
+            </w:r>
+          </w:p>
+        </w:tc>
+        <w:tc>
+          <w:tcPr/>
+          <w:p>
+            <w:pPr>
+              <w:pStyle w:val="Compact"/>
+              <w:jc w:val="left"/>
+            </w:pPr>
+            <w:r>
+              <w:t xml:space="preserve">qual-mean</w:t>
+            </w:r>
+          </w:p>
+        </w:tc>
+        <w:tc>
+          <w:tcPr/>
+          <w:p>
+            <w:pPr>
+              <w:pStyle w:val="Compact"/>
+              <w:jc w:val="left"/>
+            </w:pPr>
+            <w:r>
+              <w:t xml:space="preserve">The mean of a normal distribution which determines energy in patch</w:t>
+            </w:r>
+          </w:p>
+        </w:tc>
+        <w:tc>
+          <w:tcPr/>
+          <w:p>
+            <w:pPr>
+              <w:pStyle w:val="Compact"/>
+              <w:jc w:val="left"/>
+            </w:pPr>
+            <w:r>
+              <w:t xml:space="preserve">Integer between 25 and 150</w:t>
+            </w:r>
+          </w:p>
+        </w:tc>
+        <w:tc>
+          <w:tcPr/>
+          <w:p>
+            <w:pPr>
+              <w:pStyle w:val="Compact"/>
+              <w:jc w:val="left"/>
+            </w:pPr>
+            <w:r>
+              <w:t xml:space="preserve">130</w:t>
+            </w:r>
+          </w:p>
+        </w:tc>
+      </w:tr>
+      <w:tr>
+        <w:tc>
+          <w:tcPr/>
+          <w:p>
+            <w:pPr>
+              <w:pStyle w:val="Compact"/>
+              <w:jc w:val="left"/>
+            </w:pPr>
+            <w:r>
+              <w:t xml:space="preserve">Patch quality standard deviation</w:t>
+            </w:r>
+          </w:p>
+        </w:tc>
+        <w:tc>
+          <w:tcPr/>
+          <w:p>
+            <w:pPr>
+              <w:pStyle w:val="Compact"/>
+              <w:jc w:val="left"/>
+            </w:pPr>
+            <w:r>
+              <w:t xml:space="preserve">qual-sd</w:t>
+            </w:r>
+          </w:p>
+        </w:tc>
+        <w:tc>
+          <w:tcPr/>
+          <w:p>
+            <w:pPr>
+              <w:pStyle w:val="Compact"/>
+              <w:jc w:val="left"/>
+            </w:pPr>
+            <w:r>
+              <w:t xml:space="preserve">The standard deviation of a normal distribution which determines patch qualities</w:t>
+            </w:r>
+          </w:p>
+        </w:tc>
+        <w:tc>
+          <w:tcPr/>
+          <w:p>
+            <w:pPr>
+              <w:pStyle w:val="Compact"/>
+              <w:jc w:val="left"/>
+            </w:pPr>
+            <w:r>
+              <w:t xml:space="preserve">Integer between 1 and 20</w:t>
+            </w:r>
+          </w:p>
+        </w:tc>
+        <w:tc>
+          <w:tcPr/>
+          <w:p>
+            <w:pPr>
+              <w:pStyle w:val="Compact"/>
+              <w:jc w:val="left"/>
+            </w:pPr>
+            <w:r>
+              <w:t xml:space="preserve">5</w:t>
+            </w:r>
+          </w:p>
+        </w:tc>
+      </w:tr>
+      <w:tr>
+        <w:tc>
+          <w:tcPr/>
+          <w:p>
+            <w:pPr>
+              <w:pStyle w:val="Compact"/>
+              <w:jc w:val="left"/>
+            </w:pPr>
+            <w:r>
+              <w:t xml:space="preserve">Regrowth rate</w:t>
+            </w:r>
+          </w:p>
+        </w:tc>
+        <w:tc>
+          <w:tcPr/>
+          <w:p>
+            <w:pPr>
+              <w:pStyle w:val="Compact"/>
+              <w:jc w:val="left"/>
+            </w:pPr>
+            <w:r>
+              <w:t xml:space="preserve">regrowth-rate</w:t>
+            </w:r>
+          </w:p>
+        </w:tc>
+        <w:tc>
+          <w:tcPr/>
+          <w:p>
+            <w:pPr>
+              <w:pStyle w:val="Compact"/>
+              <w:jc w:val="left"/>
+            </w:pPr>
+            <w:r>
+              <w:t xml:space="preserve">The amount of energy gained by each patch in the landscape at a certain frequency</w:t>
+            </w:r>
+          </w:p>
+        </w:tc>
+        <w:tc>
+          <w:tcPr/>
+          <w:p>
+            <w:pPr>
+              <w:pStyle w:val="Compact"/>
+              <w:jc w:val="left"/>
+            </w:pPr>
+            <w:r>
+              <w:t xml:space="preserve">0.5-1</w:t>
+            </w:r>
+          </w:p>
+        </w:tc>
+        <w:tc>
+          <w:tcPr/>
+          <w:p>
+            <w:pPr>
+              <w:pStyle w:val="Compact"/>
+              <w:jc w:val="left"/>
+            </w:pPr>
+            <w:r>
+              <w:t xml:space="preserve">1</w:t>
+            </w:r>
+          </w:p>
+        </w:tc>
+      </w:tr>
+    </w:tbl>
+    <w:p>
+      <w:pPr>
+        <w:pStyle w:val="BodyText"/>
+      </w:pPr>
+      <w:r>
+        <w:rPr>
+          <w:b/>
+          <w:bCs/>
+        </w:rPr>
+        <w:t xml:space="preserve">Table 1.4.</w:t>
+      </w:r>
+      <w:r>
+        <w:t xml:space="preserve"> </w:t>
+      </w:r>
+      <w:r>
+        <w:t xml:space="preserve">Behavioral and sensory parameters of the primate agents.</w:t>
+      </w:r>
+    </w:p>
+    <w:tbl>
+      <w:tblPr>
+        <w:tblStyle w:val="Table"/>
+        <w:tblW w:type="pct" w:w="5000"/>
+        <w:tblLayout w:type="fixed"/>
+        <w:tblLook w:firstRow="1" w:lastRow="0" w:firstColumn="0" w:lastColumn="0" w:noHBand="0" w:noVBand="0" w:val="0020"/>
+      </w:tblPr>
+      <w:tblGrid>
+        <w:gridCol w:w="1584"/>
+        <w:gridCol w:w="1584"/>
+        <w:gridCol w:w="1584"/>
+        <w:gridCol w:w="1584"/>
+        <w:gridCol w:w="1584"/>
+      </w:tblGrid>
+      <w:tr>
+        <w:trPr>
+          <w:tblHeader w:val="on"/>
+        </w:trPr>
+        <w:tc>
+          <w:tcPr/>
+          <w:p>
+            <w:pPr>
+              <w:pStyle w:val="Compact"/>
+              <w:jc w:val="left"/>
+            </w:pPr>
+            <w:r>
+              <w:t xml:space="preserve">Parameter</w:t>
+            </w:r>
+          </w:p>
+        </w:tc>
+        <w:tc>
+          <w:tcPr/>
+          <w:p>
+            <w:pPr>
+              <w:pStyle w:val="Compact"/>
+              <w:jc w:val="left"/>
+            </w:pPr>
+            <w:r>
+              <w:t xml:space="preserve">Variable Name in NetLogo</w:t>
+            </w:r>
+          </w:p>
+        </w:tc>
+        <w:tc>
+          <w:tcPr/>
+          <w:p>
+            <w:pPr>
+              <w:pStyle w:val="Compact"/>
+              <w:jc w:val="left"/>
+            </w:pPr>
+            <w:r>
+              <w:t xml:space="preserve">Description</w:t>
+            </w:r>
+          </w:p>
+        </w:tc>
+        <w:tc>
+          <w:tcPr/>
+          <w:p>
+            <w:pPr>
+              <w:pStyle w:val="Compact"/>
+              <w:jc w:val="left"/>
+            </w:pPr>
+            <w:r>
+              <w:t xml:space="preserve">Range for Global Sensitivity Analysis</w:t>
+            </w:r>
+          </w:p>
+        </w:tc>
+        <w:tc>
+          <w:tcPr/>
+          <w:p>
+            <w:pPr>
+              <w:pStyle w:val="Compact"/>
+              <w:jc w:val="left"/>
+            </w:pPr>
+            <w:r>
+              <w:t xml:space="preserve">Setting(s) for experiment to address H2</w:t>
+            </w:r>
+          </w:p>
+        </w:tc>
+      </w:tr>
+      <w:tr>
+        <w:tc>
+          <w:tcPr/>
+          <w:p>
+            <w:pPr>
+              <w:pStyle w:val="Compact"/>
+              <w:jc w:val="left"/>
+            </w:pPr>
+            <w:r>
+              <w:t xml:space="preserve">Target distance</w:t>
+            </w:r>
+          </w:p>
+        </w:tc>
+        <w:tc>
+          <w:tcPr/>
+          <w:p>
+            <w:pPr>
+              <w:pStyle w:val="Compact"/>
+              <w:jc w:val="left"/>
+            </w:pPr>
+            <w:r>
+              <w:t xml:space="preserve">tgt-dist</w:t>
+            </w:r>
+          </w:p>
+        </w:tc>
+        <w:tc>
+          <w:tcPr/>
+          <w:p>
+            <w:pPr>
+              <w:pStyle w:val="Compact"/>
+              <w:jc w:val="left"/>
+            </w:pPr>
+            <w:r>
+              <w:t xml:space="preserve">The target radius that each primate must maintain a targeted number of primate neighbors within</w:t>
+            </w:r>
+          </w:p>
+        </w:tc>
+        <w:tc>
+          <w:tcPr/>
+          <w:p>
+            <w:pPr>
+              <w:pStyle w:val="Compact"/>
+              <w:jc w:val="left"/>
+            </w:pPr>
+            <w:r>
+              <w:t xml:space="preserve">1 - 40</w:t>
+            </w:r>
+          </w:p>
+        </w:tc>
+        <w:tc>
+          <w:tcPr/>
+          <w:p>
+            <w:pPr>
+              <w:pStyle w:val="Compact"/>
+              <w:jc w:val="left"/>
+            </w:pPr>
+            <w:r>
+              <w:t xml:space="preserve">1, 11, 21, 31, 41</w:t>
+            </w:r>
+          </w:p>
+        </w:tc>
+      </w:tr>
+      <w:tr>
+        <w:tc>
+          <w:tcPr/>
+          <w:p>
+            <w:pPr>
+              <w:pStyle w:val="Compact"/>
+              <w:jc w:val="left"/>
+            </w:pPr>
+            <w:r>
+              <w:t xml:space="preserve">Target neighbors</w:t>
+            </w:r>
+          </w:p>
+        </w:tc>
+        <w:tc>
+          <w:tcPr/>
+          <w:p>
+            <w:pPr>
+              <w:pStyle w:val="Compact"/>
+              <w:jc w:val="left"/>
+            </w:pPr>
+            <w:r>
+              <w:t xml:space="preserve">tgt-neighbors</w:t>
+            </w:r>
+          </w:p>
+        </w:tc>
+        <w:tc>
+          <w:tcPr/>
+          <w:p>
+            <w:pPr>
+              <w:pStyle w:val="Compact"/>
+              <w:jc w:val="left"/>
+            </w:pPr>
+            <w:r>
+              <w:t xml:space="preserve">The number of neighbors that each primate must have within the target distance</w:t>
+            </w:r>
+          </w:p>
+        </w:tc>
+        <w:tc>
+          <w:tcPr/>
+          <w:p>
+            <w:pPr>
+              <w:pStyle w:val="Compact"/>
+              <w:jc w:val="left"/>
+            </w:pPr>
+            <w:r>
+              <w:t xml:space="preserve">3 - 11</w:t>
+            </w:r>
+          </w:p>
+        </w:tc>
+        <w:tc>
+          <w:tcPr/>
+          <w:p>
+            <w:pPr>
+              <w:pStyle w:val="Compact"/>
+              <w:jc w:val="left"/>
+            </w:pPr>
+            <w:r>
+              <w:t xml:space="preserve">3, 5, 7, 9, 11</w:t>
+            </w:r>
+          </w:p>
+        </w:tc>
+      </w:tr>
+      <w:tr>
+        <w:tc>
+          <w:tcPr/>
+          <w:p>
+            <w:pPr>
+              <w:pStyle w:val="Compact"/>
+              <w:jc w:val="left"/>
+            </w:pPr>
+            <w:r>
+              <w:t xml:space="preserve">Other primate detection radius</w:t>
+            </w:r>
+          </w:p>
+        </w:tc>
+        <w:tc>
+          <w:tcPr/>
+          <w:p>
+            <w:pPr>
+              <w:pStyle w:val="Compact"/>
+              <w:jc w:val="left"/>
+            </w:pPr>
+            <w:r>
+              <w:t xml:space="preserve">other-primate-detection-radius</w:t>
+            </w:r>
+          </w:p>
+        </w:tc>
+        <w:tc>
+          <w:tcPr/>
+          <w:p>
+            <w:pPr>
+              <w:pStyle w:val="Compact"/>
+              <w:jc w:val="left"/>
+            </w:pPr>
+            <w:r>
+              <w:t xml:space="preserve">The radius within which a primate can detect other neighboring primates</w:t>
+            </w:r>
+          </w:p>
+        </w:tc>
+        <w:tc>
+          <w:tcPr/>
+          <w:p>
+            <w:pPr>
+              <w:pStyle w:val="Compact"/>
+              <w:jc w:val="left"/>
+            </w:pPr>
+            <w:r>
+              <w:t xml:space="preserve">70-100</w:t>
+            </w:r>
+          </w:p>
+        </w:tc>
+        <w:tc>
+          <w:tcPr/>
+          <w:p>
+            <w:pPr>
+              <w:pStyle w:val="Compact"/>
+              <w:jc w:val="left"/>
+            </w:pPr>
+            <w:r>
+              <w:t xml:space="preserve">70</w:t>
+            </w:r>
+          </w:p>
+        </w:tc>
+      </w:tr>
+      <w:tr>
+        <w:tc>
+          <w:tcPr/>
+          <w:p>
+            <w:pPr>
+              <w:pStyle w:val="Compact"/>
+              <w:jc w:val="left"/>
+            </w:pPr>
+            <w:r>
+              <w:t xml:space="preserve">Resource detection radius</w:t>
+            </w:r>
+          </w:p>
+        </w:tc>
+        <w:tc>
+          <w:tcPr/>
+          <w:p>
+            <w:pPr>
+              <w:pStyle w:val="Compact"/>
+              <w:jc w:val="left"/>
+            </w:pPr>
+            <w:r>
+              <w:t xml:space="preserve">resource-detection-radius</w:t>
+            </w:r>
+          </w:p>
+        </w:tc>
+        <w:tc>
+          <w:tcPr/>
+          <w:p>
+            <w:pPr>
+              <w:pStyle w:val="Compact"/>
+              <w:jc w:val="left"/>
+            </w:pPr>
+            <w:r>
+              <w:t xml:space="preserve">The radius within which a primate can detect all patches with energy units greater than 0</w:t>
+            </w:r>
+          </w:p>
+        </w:tc>
+        <w:tc>
+          <w:tcPr/>
+          <w:p>
+            <w:pPr>
+              <w:pStyle w:val="Compact"/>
+              <w:jc w:val="left"/>
+            </w:pPr>
+            <w:r>
+              <w:t xml:space="preserve">50-100</w:t>
+            </w:r>
+          </w:p>
+        </w:tc>
+        <w:tc>
+          <w:tcPr/>
+          <w:p>
+            <w:pPr>
+              <w:pStyle w:val="Compact"/>
+              <w:jc w:val="left"/>
+            </w:pPr>
+            <w:r>
+              <w:t xml:space="preserve">50</w:t>
+            </w:r>
+          </w:p>
+        </w:tc>
+      </w:tr>
+      <w:tr>
+        <w:tc>
+          <w:tcPr/>
+          <w:p>
+            <w:pPr>
+              <w:pStyle w:val="Compact"/>
+              <w:jc w:val="left"/>
+            </w:pPr>
+            <w:r>
+              <w:t xml:space="preserve">Movement noise</w:t>
+            </w:r>
+          </w:p>
+        </w:tc>
+        <w:tc>
+          <w:tcPr/>
+          <w:p>
+            <w:pPr>
+              <w:pStyle w:val="Compact"/>
+              <w:jc w:val="left"/>
+            </w:pPr>
+            <w:r>
+              <w:t xml:space="preserve">movement-noise</w:t>
+            </w:r>
+          </w:p>
+        </w:tc>
+        <w:tc>
+          <w:tcPr/>
+          <w:p>
+            <w:pPr>
+              <w:pStyle w:val="Compact"/>
+              <w:jc w:val="left"/>
+            </w:pPr>
+            <w:r>
+              <w:t xml:space="preserve">A number that is used to add randomness to a primate’s heading when wandering, traveling or dispersing; this is done by subtracting a half of movement-noise from a random number selected from 0 to movement-noise and adding to the primate’s heading</w:t>
+            </w:r>
+          </w:p>
+        </w:tc>
+        <w:tc>
+          <w:tcPr/>
+          <w:p>
+            <w:pPr>
+              <w:pStyle w:val="Compact"/>
+              <w:jc w:val="left"/>
+            </w:pPr>
+            <w:r>
+              <w:t xml:space="preserve">10-45</w:t>
+            </w:r>
+          </w:p>
+        </w:tc>
+        <w:tc>
+          <w:tcPr/>
+          <w:p>
+            <w:pPr>
+              <w:pStyle w:val="Compact"/>
+              <w:jc w:val="left"/>
+            </w:pPr>
+            <w:r>
+              <w:t xml:space="preserve">10</w:t>
+            </w:r>
+          </w:p>
+        </w:tc>
+      </w:tr>
+      <w:tr>
+        <w:tc>
+          <w:tcPr/>
+          <w:p>
+            <w:pPr>
+              <w:pStyle w:val="Compact"/>
+              <w:jc w:val="left"/>
+            </w:pPr>
+            <w:r>
+              <w:t xml:space="preserve">Maximum movement</w:t>
+            </w:r>
+          </w:p>
+        </w:tc>
+        <w:tc>
+          <w:tcPr/>
+          <w:p>
+            <w:pPr>
+              <w:pStyle w:val="Compact"/>
+              <w:jc w:val="left"/>
+            </w:pPr>
+            <w:r>
+              <w:t xml:space="preserve">max-move</w:t>
+            </w:r>
+          </w:p>
+        </w:tc>
+        <w:tc>
+          <w:tcPr/>
+          <w:p>
+            <w:pPr>
+              <w:pStyle w:val="Compact"/>
+              <w:jc w:val="left"/>
+            </w:pPr>
+            <w:r>
+              <w:t xml:space="preserve">The maximum distance that a primate agent can travel in a single time step.</w:t>
+            </w:r>
+          </w:p>
+        </w:tc>
+        <w:tc>
+          <w:tcPr/>
+          <w:p>
+            <w:pPr>
+              <w:pStyle w:val="Compact"/>
+              <w:jc w:val="left"/>
+            </w:pPr>
+            <w:r>
+              <w:t xml:space="preserve">10-30</w:t>
+            </w:r>
+          </w:p>
+        </w:tc>
+        <w:tc>
+          <w:tcPr/>
+          <w:p>
+            <w:pPr>
+              <w:pStyle w:val="Compact"/>
+              <w:jc w:val="left"/>
+            </w:pPr>
+            <w:r>
+              <w:t xml:space="preserve">10</w:t>
+            </w:r>
+          </w:p>
+        </w:tc>
+      </w:tr>
+    </w:tbl>
+    <w:p>
+      <w:r>
+        <w:pict>
+          <v:rect style="width:0;height:1.5pt" o:hralign="center" o:hrstd="t" o:hr="t"/>
+        </w:pict>
+      </w:r>
+    </w:p>
+    <w:bookmarkEnd w:id="39"/>
+    <w:bookmarkStart w:id="70" w:name="supplementappendix-2"/>
     <w:p>
       <w:pPr>
         <w:pStyle w:val="Heading1"/>
@@ -493,18 +2988,18 @@
           <wp:inline>
             <wp:extent cx="5334000" cy="2667000"/>
             <wp:effectExtent b="0" l="0" r="0" t="0"/>
-            <wp:docPr descr="" title="" id="34" name="Picture"/>
+            <wp:docPr descr="" title="" id="41" name="Picture"/>
             <a:graphic>
               <a:graphicData uri="http://schemas.openxmlformats.org/drawingml/2006/picture">
                 <pic:pic>
                   <pic:nvPicPr>
-                    <pic:cNvPr descr="figureCode_files/figure-docx/figure2.2-1.png" id="35" name="Picture"/>
+                    <pic:cNvPr descr="figureCode_files/figure-docx/figure2.2-1.png" id="42" name="Picture"/>
                     <pic:cNvPicPr>
                       <a:picLocks noChangeArrowheads="1" noChangeAspect="1"/>
                     </pic:cNvPicPr>
                   </pic:nvPicPr>
                   <pic:blipFill>
-                    <a:blip r:embed="rId33"/>
+                    <a:blip r:embed="rId40"/>
                     <a:stretch>
                       <a:fillRect/>
                     </a:stretch>
@@ -565,18 +3060,18 @@
           <wp:inline>
             <wp:extent cx="5334000" cy="2667000"/>
             <wp:effectExtent b="0" l="0" r="0" t="0"/>
-            <wp:docPr descr="" title="" id="37" name="Picture"/>
+            <wp:docPr descr="" title="" id="44" name="Picture"/>
             <a:graphic>
               <a:graphicData uri="http://schemas.openxmlformats.org/drawingml/2006/picture">
                 <pic:pic>
                   <pic:nvPicPr>
-                    <pic:cNvPr descr="figureCode_files/figure-docx/figure2.3-1.png" id="38" name="Picture"/>
+                    <pic:cNvPr descr="figureCode_files/figure-docx/figure2.3-1.png" id="45" name="Picture"/>
                     <pic:cNvPicPr>
                       <a:picLocks noChangeArrowheads="1" noChangeAspect="1"/>
                     </pic:cNvPicPr>
                   </pic:nvPicPr>
                   <pic:blipFill>
-                    <a:blip r:embed="rId36"/>
+                    <a:blip r:embed="rId43"/>
                     <a:stretch>
                       <a:fillRect/>
                     </a:stretch>
@@ -637,18 +3132,18 @@
           <wp:inline>
             <wp:extent cx="4013200" cy="2438400"/>
             <wp:effectExtent b="0" l="0" r="0" t="0"/>
-            <wp:docPr descr="" title="" id="40" name="Picture"/>
+            <wp:docPr descr="" title="" id="47" name="Picture"/>
             <a:graphic>
               <a:graphicData uri="http://schemas.openxmlformats.org/drawingml/2006/picture">
                 <pic:pic>
                   <pic:nvPicPr>
-                    <pic:cNvPr descr="figureCode_files/figure-docx/figure2.4-1.png" id="41" name="Picture"/>
+                    <pic:cNvPr descr="figureCode_files/figure-docx/figure2.4-1.png" id="48" name="Picture"/>
                     <pic:cNvPicPr>
                       <a:picLocks noChangeArrowheads="1" noChangeAspect="1"/>
                     </pic:cNvPicPr>
                   </pic:nvPicPr>
                   <pic:blipFill>
-                    <a:blip r:embed="rId39"/>
+                    <a:blip r:embed="rId46"/>
                     <a:stretch>
                       <a:fillRect/>
                     </a:stretch>
@@ -709,18 +3204,18 @@
           <wp:inline>
             <wp:extent cx="5334000" cy="5334000"/>
             <wp:effectExtent b="0" l="0" r="0" t="0"/>
-            <wp:docPr descr="" title="" id="43" name="Picture"/>
+            <wp:docPr descr="" title="" id="50" name="Picture"/>
             <a:graphic>
               <a:graphicData uri="http://schemas.openxmlformats.org/drawingml/2006/picture">
                 <pic:pic>
                   <pic:nvPicPr>
-                    <pic:cNvPr descr="figureCode_files/figure-docx/figure2.5-1.png" id="44" name="Picture"/>
+                    <pic:cNvPr descr="figureCode_files/figure-docx/figure2.5-1.png" id="51" name="Picture"/>
                     <pic:cNvPicPr>
                       <a:picLocks noChangeArrowheads="1" noChangeAspect="1"/>
                     </pic:cNvPicPr>
                   </pic:nvPicPr>
                   <pic:blipFill>
-                    <a:blip r:embed="rId42"/>
+                    <a:blip r:embed="rId49"/>
                     <a:stretch>
                       <a:fillRect/>
                     </a:stretch>
@@ -781,18 +3276,18 @@
           <wp:inline>
             <wp:extent cx="5334000" cy="9144000"/>
             <wp:effectExtent b="0" l="0" r="0" t="0"/>
-            <wp:docPr descr="" title="" id="46" name="Picture"/>
+            <wp:docPr descr="" title="" id="53" name="Picture"/>
             <a:graphic>
               <a:graphicData uri="http://schemas.openxmlformats.org/drawingml/2006/picture">
                 <pic:pic>
                   <pic:nvPicPr>
-                    <pic:cNvPr descr="figureCode_files/figure-docx/figure2.6-1.png" id="47" name="Picture"/>
+                    <pic:cNvPr descr="figureCode_files/figure-docx/figure2.6-1.png" id="54" name="Picture"/>
                     <pic:cNvPicPr>
                       <a:picLocks noChangeArrowheads="1" noChangeAspect="1"/>
                     </pic:cNvPicPr>
                   </pic:nvPicPr>
                   <pic:blipFill>
-                    <a:blip r:embed="rId45"/>
+                    <a:blip r:embed="rId52"/>
                     <a:stretch>
                       <a:fillRect/>
                     </a:stretch>
@@ -853,18 +3348,18 @@
           <wp:inline>
             <wp:extent cx="5334000" cy="6096000"/>
             <wp:effectExtent b="0" l="0" r="0" t="0"/>
-            <wp:docPr descr="" title="" id="49" name="Picture"/>
+            <wp:docPr descr="" title="" id="56" name="Picture"/>
             <a:graphic>
               <a:graphicData uri="http://schemas.openxmlformats.org/drawingml/2006/picture">
                 <pic:pic>
                   <pic:nvPicPr>
-                    <pic:cNvPr descr="figureCode_files/figure-docx/figure2.7-1.png" id="50" name="Picture"/>
+                    <pic:cNvPr descr="figureCode_files/figure-docx/figure2.7-1.png" id="57" name="Picture"/>
                     <pic:cNvPicPr>
                       <a:picLocks noChangeArrowheads="1" noChangeAspect="1"/>
                     </pic:cNvPicPr>
                   </pic:nvPicPr>
                   <pic:blipFill>
-                    <a:blip r:embed="rId48"/>
+                    <a:blip r:embed="rId55"/>
                     <a:stretch>
                       <a:fillRect/>
                     </a:stretch>
@@ -925,18 +3420,18 @@
           <wp:inline>
             <wp:extent cx="5334000" cy="8382000"/>
             <wp:effectExtent b="0" l="0" r="0" t="0"/>
-            <wp:docPr descr="" title="" id="52" name="Picture"/>
+            <wp:docPr descr="" title="" id="59" name="Picture"/>
             <a:graphic>
               <a:graphicData uri="http://schemas.openxmlformats.org/drawingml/2006/picture">
                 <pic:pic>
                   <pic:nvPicPr>
-                    <pic:cNvPr descr="figureCode_files/figure-docx/figure2.8-1.png" id="53" name="Picture"/>
+                    <pic:cNvPr descr="figureCode_files/figure-docx/figure2.8-1.png" id="60" name="Picture"/>
                     <pic:cNvPicPr>
                       <a:picLocks noChangeArrowheads="1" noChangeAspect="1"/>
                     </pic:cNvPicPr>
                   </pic:nvPicPr>
                   <pic:blipFill>
-                    <a:blip r:embed="rId51"/>
+                    <a:blip r:embed="rId58"/>
                     <a:stretch>
                       <a:fillRect/>
                     </a:stretch>
@@ -997,18 +3492,18 @@
           <wp:inline>
             <wp:extent cx="5334000" cy="9144000"/>
             <wp:effectExtent b="0" l="0" r="0" t="0"/>
-            <wp:docPr descr="" title="" id="55" name="Picture"/>
+            <wp:docPr descr="" title="" id="62" name="Picture"/>
             <a:graphic>
               <a:graphicData uri="http://schemas.openxmlformats.org/drawingml/2006/picture">
                 <pic:pic>
                   <pic:nvPicPr>
-                    <pic:cNvPr descr="figureCode_files/figure-docx/figure2.9-1.png" id="56" name="Picture"/>
+                    <pic:cNvPr descr="figureCode_files/figure-docx/figure2.9-1.png" id="63" name="Picture"/>
                     <pic:cNvPicPr>
                       <a:picLocks noChangeArrowheads="1" noChangeAspect="1"/>
                     </pic:cNvPicPr>
                   </pic:nvPicPr>
                   <pic:blipFill>
-                    <a:blip r:embed="rId54"/>
+                    <a:blip r:embed="rId61"/>
                     <a:stretch>
                       <a:fillRect/>
                     </a:stretch>
@@ -1069,18 +3564,18 @@
           <wp:inline>
             <wp:extent cx="5334000" cy="9144000"/>
             <wp:effectExtent b="0" l="0" r="0" t="0"/>
-            <wp:docPr descr="" title="" id="58" name="Picture"/>
+            <wp:docPr descr="" title="" id="65" name="Picture"/>
             <a:graphic>
               <a:graphicData uri="http://schemas.openxmlformats.org/drawingml/2006/picture">
                 <pic:pic>
                   <pic:nvPicPr>
-                    <pic:cNvPr descr="figureCode_files/figure-docx/figure2.10-1.png" id="59" name="Picture"/>
+                    <pic:cNvPr descr="figureCode_files/figure-docx/figure2.10-1.png" id="66" name="Picture"/>
                     <pic:cNvPicPr>
                       <a:picLocks noChangeArrowheads="1" noChangeAspect="1"/>
                     </pic:cNvPicPr>
                   </pic:nvPicPr>
                   <pic:blipFill>
-                    <a:blip r:embed="rId57"/>
+                    <a:blip r:embed="rId64"/>
                     <a:stretch>
                       <a:fillRect/>
                     </a:stretch>
@@ -1141,18 +3636,18 @@
           <wp:inline>
             <wp:extent cx="5334000" cy="7620000"/>
             <wp:effectExtent b="0" l="0" r="0" t="0"/>
-            <wp:docPr descr="" title="" id="61" name="Picture"/>
+            <wp:docPr descr="" title="" id="68" name="Picture"/>
             <a:graphic>
               <a:graphicData uri="http://schemas.openxmlformats.org/drawingml/2006/picture">
                 <pic:pic>
                   <pic:nvPicPr>
-                    <pic:cNvPr descr="figureCode_files/figure-docx/figure2.11-1.png" id="62" name="Picture"/>
+                    <pic:cNvPr descr="figureCode_files/figure-docx/figure2.11-1.png" id="69" name="Picture"/>
                     <pic:cNvPicPr>
                       <a:picLocks noChangeArrowheads="1" noChangeAspect="1"/>
                     </pic:cNvPicPr>
                   </pic:nvPicPr>
                   <pic:blipFill>
-                    <a:blip r:embed="rId60"/>
+                    <a:blip r:embed="rId67"/>
                     <a:stretch>
                       <a:fillRect/>
                     </a:stretch>
@@ -1204,8 +3699,8 @@
         </w:pict>
       </w:r>
     </w:p>
-    <w:bookmarkEnd w:id="63"/>
-    <w:bookmarkStart w:id="67" w:name="supplementappendix-3"/>
+    <w:bookmarkEnd w:id="70"/>
+    <w:bookmarkStart w:id="74" w:name="supplementappendix-3"/>
     <w:p>
       <w:pPr>
         <w:pStyle w:val="Heading1"/>
@@ -1231,18 +3726,18 @@
           <wp:inline>
             <wp:extent cx="5334000" cy="10668000"/>
             <wp:effectExtent b="0" l="0" r="0" t="0"/>
-            <wp:docPr descr="" title="" id="65" name="Picture"/>
+            <wp:docPr descr="" title="" id="72" name="Picture"/>
             <a:graphic>
               <a:graphicData uri="http://schemas.openxmlformats.org/drawingml/2006/picture">
                 <pic:pic>
                   <pic:nvPicPr>
-                    <pic:cNvPr descr="figureCode_files/figure-docx/figure3.1-1.png" id="66" name="Picture"/>
+                    <pic:cNvPr descr="figureCode_files/figure-docx/figure3.1-1.png" id="73" name="Picture"/>
                     <pic:cNvPicPr>
                       <a:picLocks noChangeArrowheads="1" noChangeAspect="1"/>
                     </pic:cNvPicPr>
                   </pic:nvPicPr>
                   <pic:blipFill>
-                    <a:blip r:embed="rId64"/>
+                    <a:blip r:embed="rId71"/>
                     <a:stretch>
                       <a:fillRect/>
                     </a:stretch>
@@ -1670,12 +4165,8 @@
         </w:tc>
       </w:tr>
     </w:tbl>
-    <w:bookmarkEnd w:id="67"/>
-    <w:sectPr>
-      <w:footnotePr>
-        <w:numRestart w:val="eachSect"/>
-      </w:footnotePr>
-    </w:sectPr>
+    <w:bookmarkEnd w:id="74"/>
+    <w:sectPr/>
   </w:body>
 </w:document>
 </file>
@@ -1847,6 +4338,8 @@
     </w:pPr>
     <w:rPr>
       <w:rFonts w:asciiTheme="majorHAnsi" w:cstheme="majorBidi" w:eastAsiaTheme="majorEastAsia" w:hAnsiTheme="majorHAnsi"/>
+      <w:spacing w:val="-10"/>
+      <w:kern w:val="28"/>
       <w:sz w:val="56"/>
       <w:szCs w:val="56"/>
     </w:rPr>
@@ -1859,13 +4352,15 @@
     <w:rsid w:val="00A10FD9"/>
     <w:rPr>
       <w:rFonts w:asciiTheme="majorHAnsi" w:cstheme="majorBidi" w:eastAsiaTheme="majorEastAsia" w:hAnsiTheme="majorHAnsi"/>
+      <w:spacing w:val="-10"/>
+      <w:kern w:val="28"/>
       <w:sz w:val="56"/>
       <w:szCs w:val="56"/>
     </w:rPr>
   </w:style>
   <w:style w:styleId="Subtitle" w:type="paragraph">
     <w:name w:val="Subtitle"/>
-    <w:basedOn w:val="Title"/>
+    <w:basedOn w:val="Normal"/>
     <w:next w:val="BodyText"/>
     <w:link w:val="SubtitleChar"/>
     <w:uiPriority w:val="11"/>
@@ -1878,6 +4373,7 @@
     </w:pPr>
     <w:rPr>
       <w:rFonts w:cstheme="majorBidi" w:eastAsiaTheme="majorEastAsia"/>
+      <w:color w:themeColor="text1" w:themeTint="A6" w:val="595959"/>
       <w:spacing w:val="15"/>
       <w:sz w:val="28"/>
       <w:szCs w:val="28"/>
@@ -1899,31 +4395,23 @@
   </w:style>
   <w:style w:customStyle="1" w:styleId="Author" w:type="paragraph">
     <w:name w:val="Author"/>
-    <w:basedOn w:val="Title"/>
     <w:next w:val="BodyText"/>
     <w:qFormat/>
     <w:pPr>
       <w:keepNext/>
       <w:keepLines/>
+      <w:jc w:val="center"/>
     </w:pPr>
-    <w:rPr>
-      <w:sz w:val="24"/>
-      <w:szCs w:val="24"/>
-    </w:rPr>
   </w:style>
   <w:style w:styleId="Date" w:type="paragraph">
     <w:name w:val="Date"/>
-    <w:basedOn w:val="Title"/>
     <w:next w:val="BodyText"/>
     <w:qFormat/>
     <w:pPr>
       <w:keepNext/>
       <w:keepLines/>
+      <w:jc w:val="center"/>
     </w:pPr>
-    <w:rPr>
-      <w:sz w:val="24"/>
-      <w:szCs w:val="24"/>
-    </w:rPr>
   </w:style>
   <w:style w:customStyle="1" w:styleId="AbstractTitle" w:type="paragraph">
     <w:name w:val="Abstract Title"/>
@@ -1938,6 +4426,7 @@
     </w:pPr>
     <w:rPr>
       <w:b/>
+      <w:color w:val="345A8A"/>
       <w:sz w:val="20"/>
       <w:szCs w:val="20"/>
     </w:rPr>

--- a/figureCode/figureCode.docx
+++ b/figureCode/figureCode.docx
@@ -1125,7 +1125,7 @@
         <w:t xml:space="preserve"> </w:t>
       </w:r>
       <w:r>
-        <w:t xml:space="preserve">The relationship between group size and foraging efficiency, mediated by the maximum distance that agents would tolerate being from group members (</w:t>
+        <w:t xml:space="preserve">The relationship between group size and foraging success, mediated by the maximum distance that agents would tolerate being from group members (</w:t>
       </w:r>
       <w:r>
         <w:t xml:space="preserve">“</w:t>
@@ -1137,19 +1137,7 @@
         <w:t xml:space="preserve">”</w:t>
       </w:r>
       <w:r>
-        <w:t xml:space="preserve">). The number of group members that each agent attempted to keep in proximity (</w:t>
-      </w:r>
-      <w:r>
-        <w:t xml:space="preserve">“</w:t>
-      </w:r>
-      <w:r>
-        <w:t xml:space="preserve">target neighbors</w:t>
-      </w:r>
-      <w:r>
-        <w:t xml:space="preserve">”</w:t>
-      </w:r>
-      <w:r>
-        <w:t xml:space="preserve">) was also allowed to vary across these simulations. Each dot represents a population mean of a single simulation. The black lines are linear regressions for each category of target distance. Formulae for the regression lines (using the log group size) are displayed on each plot.</w:t>
+        <w:t xml:space="preserve">).</w:t>
       </w:r>
       <w:r>
         <w:t xml:space="preserve"> </w:t>
@@ -1159,13 +1147,13 @@
           <w:b/>
           <w:bCs/>
         </w:rPr>
-        <w:t xml:space="preserve">A.</w:t>
+        <w:t xml:space="preserve">A. and B.,</w:t>
       </w:r>
       <w:r>
         <w:t xml:space="preserve"> </w:t>
       </w:r>
       <w:r>
-        <w:t xml:space="preserve">when target distance was less than 20, which meant that agents maintained closer proximity to other group members.</w:t>
+        <w:t xml:space="preserve">the effect on mean energy intake rate;</w:t>
       </w:r>
       <w:r>
         <w:t xml:space="preserve"> </w:t>
@@ -1175,7 +1163,51 @@
           <w:b/>
           <w:bCs/>
         </w:rPr>
-        <w:t xml:space="preserve">B.</w:t>
+        <w:t xml:space="preserve">C. and D.,</w:t>
+      </w:r>
+      <w:r>
+        <w:t xml:space="preserve"> </w:t>
+      </w:r>
+      <w:r>
+        <w:t xml:space="preserve">the effect on daily distance traveled. The number of group members that each agent attempted to keep in proximity (</w:t>
+      </w:r>
+      <w:r>
+        <w:t xml:space="preserve">“</w:t>
+      </w:r>
+      <w:r>
+        <w:t xml:space="preserve">target neighbors</w:t>
+      </w:r>
+      <w:r>
+        <w:t xml:space="preserve">”</w:t>
+      </w:r>
+      <w:r>
+        <w:t xml:space="preserve">) was also allowed to vary across these simulations. Each dot represents a population mean of a single simulation. The black lines are linear regressions for each category of target distance. Formulae for the regression lines (using the log group size) are displayed in the lower right on each plot.</w:t>
+      </w:r>
+      <w:r>
+        <w:t xml:space="preserve"> </w:t>
+      </w:r>
+      <w:r>
+        <w:rPr>
+          <w:b/>
+          <w:bCs/>
+        </w:rPr>
+        <w:t xml:space="preserve">A. and C.,</w:t>
+      </w:r>
+      <w:r>
+        <w:t xml:space="preserve"> </w:t>
+      </w:r>
+      <w:r>
+        <w:t xml:space="preserve">when target distance was less than 20, which meant that agents maintained closer proximity to other group members.</w:t>
+      </w:r>
+      <w:r>
+        <w:t xml:space="preserve"> </w:t>
+      </w:r>
+      <w:r>
+        <w:rPr>
+          <w:b/>
+          <w:bCs/>
+        </w:rPr>
+        <w:t xml:space="preserve">B. and D.,</w:t>
       </w:r>
       <w:r>
         <w:t xml:space="preserve"> </w:t>
@@ -1843,7 +1875,7 @@
         <w:t xml:space="preserve"> </w:t>
       </w:r>
       <w:r>
-        <w:t xml:space="preserve">Landscape parameters.</w:t>
+        <w:t xml:space="preserve">Behavioral and sensory parameters of the primate agents.</w:t>
       </w:r>
     </w:p>
     <w:tbl>
@@ -1854,11 +1886,12 @@
         <w:tblLook w:firstRow="1" w:lastRow="0" w:firstColumn="0" w:lastColumn="0" w:noHBand="0" w:noVBand="0" w:val="0020"/>
       </w:tblPr>
       <w:tblGrid>
-        <w:gridCol w:w="1584"/>
-        <w:gridCol w:w="1584"/>
-        <w:gridCol w:w="1584"/>
-        <w:gridCol w:w="1584"/>
-        <w:gridCol w:w="1584"/>
+        <w:gridCol w:w="1320"/>
+        <w:gridCol w:w="1320"/>
+        <w:gridCol w:w="1320"/>
+        <w:gridCol w:w="1320"/>
+        <w:gridCol w:w="1320"/>
+        <w:gridCol w:w="1320"/>
       </w:tblGrid>
       <w:tr>
         <w:trPr>
@@ -1924,6 +1957,18 @@
             </w:r>
           </w:p>
         </w:tc>
+        <w:tc>
+          <w:tcPr/>
+          <w:p>
+            <w:pPr>
+              <w:pStyle w:val="Compact"/>
+              <w:jc w:val="left"/>
+            </w:pPr>
+            <w:r>
+              <w:t xml:space="preserve">Setting(s) for experiment to address H3</w:t>
+            </w:r>
+          </w:p>
+        </w:tc>
       </w:tr>
       <w:tr>
         <w:tc>
@@ -1934,55 +1979,67 @@
               <w:jc w:val="left"/>
             </w:pPr>
             <w:r>
-              <w:t xml:space="preserve">Clump size</w:t>
-            </w:r>
-          </w:p>
-        </w:tc>
-        <w:tc>
-          <w:tcPr/>
-          <w:p>
-            <w:pPr>
-              <w:pStyle w:val="Compact"/>
-              <w:jc w:val="left"/>
-            </w:pPr>
-            <w:r>
-              <w:t xml:space="preserve">clump-size</w:t>
-            </w:r>
-          </w:p>
-        </w:tc>
-        <w:tc>
-          <w:tcPr/>
-          <w:p>
-            <w:pPr>
-              <w:pStyle w:val="Compact"/>
-              <w:jc w:val="left"/>
-            </w:pPr>
-            <w:r>
-              <w:t xml:space="preserve">The mean of the normal distribution which determines the number of patches in a clump</w:t>
-            </w:r>
-          </w:p>
-        </w:tc>
-        <w:tc>
-          <w:tcPr/>
-          <w:p>
-            <w:pPr>
-              <w:pStyle w:val="Compact"/>
-              <w:jc w:val="left"/>
-            </w:pPr>
-            <w:r>
-              <w:t xml:space="preserve">1-500</w:t>
-            </w:r>
-          </w:p>
-        </w:tc>
-        <w:tc>
-          <w:tcPr/>
-          <w:p>
-            <w:pPr>
-              <w:pStyle w:val="Compact"/>
-              <w:jc w:val="left"/>
-            </w:pPr>
-            <w:r>
-              <w:t xml:space="preserve">1, 63, 126, 251, 376, 501</w:t>
+              <w:t xml:space="preserve">Target distance</w:t>
+            </w:r>
+          </w:p>
+        </w:tc>
+        <w:tc>
+          <w:tcPr/>
+          <w:p>
+            <w:pPr>
+              <w:pStyle w:val="Compact"/>
+              <w:jc w:val="left"/>
+            </w:pPr>
+            <w:r>
+              <w:t xml:space="preserve">tgt-dist</w:t>
+            </w:r>
+          </w:p>
+        </w:tc>
+        <w:tc>
+          <w:tcPr/>
+          <w:p>
+            <w:pPr>
+              <w:pStyle w:val="Compact"/>
+              <w:jc w:val="left"/>
+            </w:pPr>
+            <w:r>
+              <w:t xml:space="preserve">The target radius that each primate must maintain a targeted number of primate neighbors within</w:t>
+            </w:r>
+          </w:p>
+        </w:tc>
+        <w:tc>
+          <w:tcPr/>
+          <w:p>
+            <w:pPr>
+              <w:pStyle w:val="Compact"/>
+              <w:jc w:val="left"/>
+            </w:pPr>
+            <w:r>
+              <w:t xml:space="preserve">1 - 40</w:t>
+            </w:r>
+          </w:p>
+        </w:tc>
+        <w:tc>
+          <w:tcPr/>
+          <w:p>
+            <w:pPr>
+              <w:pStyle w:val="Compact"/>
+              <w:jc w:val="left"/>
+            </w:pPr>
+            <w:r>
+              <w:t xml:space="preserve">1, 11, 21, 31, 41</w:t>
+            </w:r>
+          </w:p>
+        </w:tc>
+        <w:tc>
+          <w:tcPr/>
+          <w:p>
+            <w:pPr>
+              <w:pStyle w:val="Compact"/>
+              <w:jc w:val="left"/>
+            </w:pPr>
+            <w:r>
+              <w:t xml:space="preserve">1 to 41 in steps of 4</w:t>
             </w:r>
           </w:p>
         </w:tc>
@@ -1996,55 +2053,67 @@
               <w:jc w:val="left"/>
             </w:pPr>
             <w:r>
-              <w:t xml:space="preserve">Abundance</w:t>
-            </w:r>
-          </w:p>
-        </w:tc>
-        <w:tc>
-          <w:tcPr/>
-          <w:p>
-            <w:pPr>
-              <w:pStyle w:val="Compact"/>
-              <w:jc w:val="left"/>
-            </w:pPr>
-            <w:r>
-              <w:t xml:space="preserve">abundance</w:t>
-            </w:r>
-          </w:p>
-        </w:tc>
-        <w:tc>
-          <w:tcPr/>
-          <w:p>
-            <w:pPr>
-              <w:pStyle w:val="Compact"/>
-              <w:jc w:val="left"/>
-            </w:pPr>
-            <w:r>
-              <w:t xml:space="preserve">Total amount of energy units to be distributed across the landscape</w:t>
-            </w:r>
-          </w:p>
-        </w:tc>
-        <w:tc>
-          <w:tcPr/>
-          <w:p>
-            <w:pPr>
-              <w:pStyle w:val="Compact"/>
-              <w:jc w:val="left"/>
-            </w:pPr>
-            <w:r>
-              <w:t xml:space="preserve">200,000 - 1,200,000</w:t>
-            </w:r>
-          </w:p>
-        </w:tc>
-        <w:tc>
-          <w:tcPr/>
-          <w:p>
-            <w:pPr>
-              <w:pStyle w:val="Compact"/>
-              <w:jc w:val="left"/>
-            </w:pPr>
-            <w:r>
-              <w:t xml:space="preserve">200,000 to 1,200,000 in steps of 225,000</w:t>
+              <w:t xml:space="preserve">Target neighbors</w:t>
+            </w:r>
+          </w:p>
+        </w:tc>
+        <w:tc>
+          <w:tcPr/>
+          <w:p>
+            <w:pPr>
+              <w:pStyle w:val="Compact"/>
+              <w:jc w:val="left"/>
+            </w:pPr>
+            <w:r>
+              <w:t xml:space="preserve">tgt-neighbors</w:t>
+            </w:r>
+          </w:p>
+        </w:tc>
+        <w:tc>
+          <w:tcPr/>
+          <w:p>
+            <w:pPr>
+              <w:pStyle w:val="Compact"/>
+              <w:jc w:val="left"/>
+            </w:pPr>
+            <w:r>
+              <w:t xml:space="preserve">The number of neighbors that each primate must have within the target distance</w:t>
+            </w:r>
+          </w:p>
+        </w:tc>
+        <w:tc>
+          <w:tcPr/>
+          <w:p>
+            <w:pPr>
+              <w:pStyle w:val="Compact"/>
+              <w:jc w:val="left"/>
+            </w:pPr>
+            <w:r>
+              <w:t xml:space="preserve">3 - 11</w:t>
+            </w:r>
+          </w:p>
+        </w:tc>
+        <w:tc>
+          <w:tcPr/>
+          <w:p>
+            <w:pPr>
+              <w:pStyle w:val="Compact"/>
+              <w:jc w:val="left"/>
+            </w:pPr>
+            <w:r>
+              <w:t xml:space="preserve">3, 5, 7, 9, 11</w:t>
+            </w:r>
+          </w:p>
+        </w:tc>
+        <w:tc>
+          <w:tcPr/>
+          <w:p>
+            <w:pPr>
+              <w:pStyle w:val="Compact"/>
+              <w:jc w:val="left"/>
+            </w:pPr>
+            <w:r>
+              <w:t xml:space="preserve">3 - 11</w:t>
             </w:r>
           </w:p>
         </w:tc>
@@ -2058,55 +2127,67 @@
               <w:jc w:val="left"/>
             </w:pPr>
             <w:r>
-              <w:t xml:space="preserve">Energy per capita</w:t>
-            </w:r>
-          </w:p>
-        </w:tc>
-        <w:tc>
-          <w:tcPr/>
-          <w:p>
-            <w:pPr>
-              <w:pStyle w:val="Compact"/>
-              <w:jc w:val="left"/>
-            </w:pPr>
-            <w:r>
-              <w:t xml:space="preserve">energy-per-capita</w:t>
-            </w:r>
-          </w:p>
-        </w:tc>
-        <w:tc>
-          <w:tcPr/>
-          <w:p>
-            <w:pPr>
-              <w:pStyle w:val="Compact"/>
-              <w:jc w:val="left"/>
-            </w:pPr>
-            <w:r>
-              <w:t xml:space="preserve">Energy units distributed for each primate agent created. Population size calculated by dividing abundance by/ energy-per-capita.</w:t>
-            </w:r>
-          </w:p>
-        </w:tc>
-        <w:tc>
-          <w:tcPr/>
-          <w:p>
-            <w:pPr>
-              <w:pStyle w:val="Compact"/>
-              <w:jc w:val="left"/>
-            </w:pPr>
-            <w:r>
-              <w:t xml:space="preserve">4,000 - 9,000</w:t>
-            </w:r>
-          </w:p>
-        </w:tc>
-        <w:tc>
-          <w:tcPr/>
-          <w:p>
-            <w:pPr>
-              <w:pStyle w:val="Compact"/>
-              <w:jc w:val="left"/>
-            </w:pPr>
-            <w:r>
-              <w:t xml:space="preserve">4,000 to 9,000 in steps of 1250</w:t>
+              <w:t xml:space="preserve">Other primate detection radius</w:t>
+            </w:r>
+          </w:p>
+        </w:tc>
+        <w:tc>
+          <w:tcPr/>
+          <w:p>
+            <w:pPr>
+              <w:pStyle w:val="Compact"/>
+              <w:jc w:val="left"/>
+            </w:pPr>
+            <w:r>
+              <w:t xml:space="preserve">other-primate-detection-radius</w:t>
+            </w:r>
+          </w:p>
+        </w:tc>
+        <w:tc>
+          <w:tcPr/>
+          <w:p>
+            <w:pPr>
+              <w:pStyle w:val="Compact"/>
+              <w:jc w:val="left"/>
+            </w:pPr>
+            <w:r>
+              <w:t xml:space="preserve">The radius within which a primate can detect other neighboring primates</w:t>
+            </w:r>
+          </w:p>
+        </w:tc>
+        <w:tc>
+          <w:tcPr/>
+          <w:p>
+            <w:pPr>
+              <w:pStyle w:val="Compact"/>
+              <w:jc w:val="left"/>
+            </w:pPr>
+            <w:r>
+              <w:t xml:space="preserve">70-100</w:t>
+            </w:r>
+          </w:p>
+        </w:tc>
+        <w:tc>
+          <w:tcPr/>
+          <w:p>
+            <w:pPr>
+              <w:pStyle w:val="Compact"/>
+              <w:jc w:val="left"/>
+            </w:pPr>
+            <w:r>
+              <w:t xml:space="preserve">70</w:t>
+            </w:r>
+          </w:p>
+        </w:tc>
+        <w:tc>
+          <w:tcPr/>
+          <w:p>
+            <w:pPr>
+              <w:pStyle w:val="Compact"/>
+              <w:jc w:val="left"/>
+            </w:pPr>
+            <w:r>
+              <w:t xml:space="preserve">70</w:t>
             </w:r>
           </w:p>
         </w:tc>
@@ -2120,55 +2201,67 @@
               <w:jc w:val="left"/>
             </w:pPr>
             <w:r>
-              <w:t xml:space="preserve">Patch regrowth interval</w:t>
-            </w:r>
-          </w:p>
-        </w:tc>
-        <w:tc>
-          <w:tcPr/>
-          <w:p>
-            <w:pPr>
-              <w:pStyle w:val="Compact"/>
-              <w:jc w:val="left"/>
-            </w:pPr>
-            <w:r>
-              <w:t xml:space="preserve">patch-regrowth-interval</w:t>
-            </w:r>
-          </w:p>
-        </w:tc>
-        <w:tc>
-          <w:tcPr/>
-          <w:p>
-            <w:pPr>
-              <w:pStyle w:val="Compact"/>
-              <w:jc w:val="left"/>
-            </w:pPr>
-            <w:r>
-              <w:t xml:space="preserve">The interval at which patches have the ability to regrow; longer intervals mean less frequent regrowth/more variability over time in resource availability</w:t>
-            </w:r>
-          </w:p>
-        </w:tc>
-        <w:tc>
-          <w:tcPr/>
-          <w:p>
-            <w:pPr>
-              <w:pStyle w:val="Compact"/>
-              <w:jc w:val="left"/>
-            </w:pPr>
-            <w:r>
-              <w:t xml:space="preserve">500 - 2500</w:t>
-            </w:r>
-          </w:p>
-        </w:tc>
-        <w:tc>
-          <w:tcPr/>
-          <w:p>
-            <w:pPr>
-              <w:pStyle w:val="Compact"/>
-              <w:jc w:val="left"/>
-            </w:pPr>
-            <w:r>
-              <w:t xml:space="preserve">1000</w:t>
+              <w:t xml:space="preserve">Resource detection radius</w:t>
+            </w:r>
+          </w:p>
+        </w:tc>
+        <w:tc>
+          <w:tcPr/>
+          <w:p>
+            <w:pPr>
+              <w:pStyle w:val="Compact"/>
+              <w:jc w:val="left"/>
+            </w:pPr>
+            <w:r>
+              <w:t xml:space="preserve">resource-detection-radius</w:t>
+            </w:r>
+          </w:p>
+        </w:tc>
+        <w:tc>
+          <w:tcPr/>
+          <w:p>
+            <w:pPr>
+              <w:pStyle w:val="Compact"/>
+              <w:jc w:val="left"/>
+            </w:pPr>
+            <w:r>
+              <w:t xml:space="preserve">The radius within which a primate can detect all patches with energy units greater than 0</w:t>
+            </w:r>
+          </w:p>
+        </w:tc>
+        <w:tc>
+          <w:tcPr/>
+          <w:p>
+            <w:pPr>
+              <w:pStyle w:val="Compact"/>
+              <w:jc w:val="left"/>
+            </w:pPr>
+            <w:r>
+              <w:t xml:space="preserve">50-100</w:t>
+            </w:r>
+          </w:p>
+        </w:tc>
+        <w:tc>
+          <w:tcPr/>
+          <w:p>
+            <w:pPr>
+              <w:pStyle w:val="Compact"/>
+              <w:jc w:val="left"/>
+            </w:pPr>
+            <w:r>
+              <w:t xml:space="preserve">50</w:t>
+            </w:r>
+          </w:p>
+        </w:tc>
+        <w:tc>
+          <w:tcPr/>
+          <w:p>
+            <w:pPr>
+              <w:pStyle w:val="Compact"/>
+              <w:jc w:val="left"/>
+            </w:pPr>
+            <w:r>
+              <w:t xml:space="preserve">50</w:t>
             </w:r>
           </w:p>
         </w:tc>
@@ -2182,55 +2275,67 @@
               <w:jc w:val="left"/>
             </w:pPr>
             <w:r>
-              <w:t xml:space="preserve">Extraction rate mean</w:t>
-            </w:r>
-          </w:p>
-        </w:tc>
-        <w:tc>
-          <w:tcPr/>
-          <w:p>
-            <w:pPr>
-              <w:pStyle w:val="Compact"/>
-              <w:jc w:val="left"/>
-            </w:pPr>
-            <w:r>
-              <w:t xml:space="preserve">extraction-rate-mean</w:t>
-            </w:r>
-          </w:p>
-        </w:tc>
-        <w:tc>
-          <w:tcPr/>
-          <w:p>
-            <w:pPr>
-              <w:pStyle w:val="Compact"/>
-              <w:jc w:val="left"/>
-            </w:pPr>
-            <w:r>
-              <w:t xml:space="preserve">The mean of a normal distribution which determines how much energy a primate can extract from a particular patch in single time-step (i.e., determines depletion speed of patch)</w:t>
-            </w:r>
-          </w:p>
-        </w:tc>
-        <w:tc>
-          <w:tcPr/>
-          <w:p>
-            <w:pPr>
-              <w:pStyle w:val="Compact"/>
-              <w:jc w:val="left"/>
-            </w:pPr>
-            <w:r>
-              <w:t xml:space="preserve">2 - 8</w:t>
-            </w:r>
-          </w:p>
-        </w:tc>
-        <w:tc>
-          <w:tcPr/>
-          <w:p>
-            <w:pPr>
-              <w:pStyle w:val="Compact"/>
-              <w:jc w:val="left"/>
-            </w:pPr>
-            <w:r>
-              <w:t xml:space="preserve">5</w:t>
+              <w:t xml:space="preserve">Movement noise</w:t>
+            </w:r>
+          </w:p>
+        </w:tc>
+        <w:tc>
+          <w:tcPr/>
+          <w:p>
+            <w:pPr>
+              <w:pStyle w:val="Compact"/>
+              <w:jc w:val="left"/>
+            </w:pPr>
+            <w:r>
+              <w:t xml:space="preserve">movement-noise</w:t>
+            </w:r>
+          </w:p>
+        </w:tc>
+        <w:tc>
+          <w:tcPr/>
+          <w:p>
+            <w:pPr>
+              <w:pStyle w:val="Compact"/>
+              <w:jc w:val="left"/>
+            </w:pPr>
+            <w:r>
+              <w:t xml:space="preserve">A number that is used to add randomness to a primate’s heading when wandering, traveling or dispersing; this is done by subtracting a half of movement-noise from a random number selected from 0 to movement-noise and adding to the primate’s heading</w:t>
+            </w:r>
+          </w:p>
+        </w:tc>
+        <w:tc>
+          <w:tcPr/>
+          <w:p>
+            <w:pPr>
+              <w:pStyle w:val="Compact"/>
+              <w:jc w:val="left"/>
+            </w:pPr>
+            <w:r>
+              <w:t xml:space="preserve">10-45</w:t>
+            </w:r>
+          </w:p>
+        </w:tc>
+        <w:tc>
+          <w:tcPr/>
+          <w:p>
+            <w:pPr>
+              <w:pStyle w:val="Compact"/>
+              <w:jc w:val="left"/>
+            </w:pPr>
+            <w:r>
+              <w:t xml:space="preserve">10</w:t>
+            </w:r>
+          </w:p>
+        </w:tc>
+        <w:tc>
+          <w:tcPr/>
+          <w:p>
+            <w:pPr>
+              <w:pStyle w:val="Compact"/>
+              <w:jc w:val="left"/>
+            </w:pPr>
+            <w:r>
+              <w:t xml:space="preserve">10</w:t>
             </w:r>
           </w:p>
         </w:tc>
@@ -2244,241 +2349,67 @@
               <w:jc w:val="left"/>
             </w:pPr>
             <w:r>
-              <w:t xml:space="preserve">Extraction rate standard deviation</w:t>
-            </w:r>
-          </w:p>
-        </w:tc>
-        <w:tc>
-          <w:tcPr/>
-          <w:p>
-            <w:pPr>
-              <w:pStyle w:val="Compact"/>
-              <w:jc w:val="left"/>
-            </w:pPr>
-            <w:r>
-              <w:t xml:space="preserve">extraction-rate-sd</w:t>
-            </w:r>
-          </w:p>
-        </w:tc>
-        <w:tc>
-          <w:tcPr/>
-          <w:p>
-            <w:pPr>
-              <w:pStyle w:val="Compact"/>
-              <w:jc w:val="left"/>
-            </w:pPr>
-            <w:r>
-              <w:t xml:space="preserve">The standard deviation of a normal distribution which determines how much energy a primate can extract from a particular patch in a single time-step</w:t>
-            </w:r>
-          </w:p>
-        </w:tc>
-        <w:tc>
-          <w:tcPr/>
-          <w:p>
-            <w:pPr>
-              <w:pStyle w:val="Compact"/>
-              <w:jc w:val="left"/>
-            </w:pPr>
-            <w:r>
-              <w:t xml:space="preserve">1 to 5 energy units per time-step</w:t>
-            </w:r>
-          </w:p>
-        </w:tc>
-        <w:tc>
-          <w:tcPr/>
-          <w:p>
-            <w:pPr>
-              <w:pStyle w:val="Compact"/>
-              <w:jc w:val="left"/>
-            </w:pPr>
-            <w:r>
-              <w:t xml:space="preserve">1</w:t>
-            </w:r>
-          </w:p>
-        </w:tc>
-      </w:tr>
-      <w:tr>
-        <w:tc>
-          <w:tcPr/>
-          <w:p>
-            <w:pPr>
-              <w:pStyle w:val="Compact"/>
-              <w:jc w:val="left"/>
-            </w:pPr>
-            <w:r>
-              <w:t xml:space="preserve">Patch quality mean</w:t>
-            </w:r>
-          </w:p>
-        </w:tc>
-        <w:tc>
-          <w:tcPr/>
-          <w:p>
-            <w:pPr>
-              <w:pStyle w:val="Compact"/>
-              <w:jc w:val="left"/>
-            </w:pPr>
-            <w:r>
-              <w:t xml:space="preserve">qual-mean</w:t>
-            </w:r>
-          </w:p>
-        </w:tc>
-        <w:tc>
-          <w:tcPr/>
-          <w:p>
-            <w:pPr>
-              <w:pStyle w:val="Compact"/>
-              <w:jc w:val="left"/>
-            </w:pPr>
-            <w:r>
-              <w:t xml:space="preserve">The mean of a normal distribution which determines energy in patch</w:t>
-            </w:r>
-          </w:p>
-        </w:tc>
-        <w:tc>
-          <w:tcPr/>
-          <w:p>
-            <w:pPr>
-              <w:pStyle w:val="Compact"/>
-              <w:jc w:val="left"/>
-            </w:pPr>
-            <w:r>
-              <w:t xml:space="preserve">Integer between 25 and 150</w:t>
-            </w:r>
-          </w:p>
-        </w:tc>
-        <w:tc>
-          <w:tcPr/>
-          <w:p>
-            <w:pPr>
-              <w:pStyle w:val="Compact"/>
-              <w:jc w:val="left"/>
-            </w:pPr>
-            <w:r>
-              <w:t xml:space="preserve">130</w:t>
-            </w:r>
-          </w:p>
-        </w:tc>
-      </w:tr>
-      <w:tr>
-        <w:tc>
-          <w:tcPr/>
-          <w:p>
-            <w:pPr>
-              <w:pStyle w:val="Compact"/>
-              <w:jc w:val="left"/>
-            </w:pPr>
-            <w:r>
-              <w:t xml:space="preserve">Patch quality standard deviation</w:t>
-            </w:r>
-          </w:p>
-        </w:tc>
-        <w:tc>
-          <w:tcPr/>
-          <w:p>
-            <w:pPr>
-              <w:pStyle w:val="Compact"/>
-              <w:jc w:val="left"/>
-            </w:pPr>
-            <w:r>
-              <w:t xml:space="preserve">qual-sd</w:t>
-            </w:r>
-          </w:p>
-        </w:tc>
-        <w:tc>
-          <w:tcPr/>
-          <w:p>
-            <w:pPr>
-              <w:pStyle w:val="Compact"/>
-              <w:jc w:val="left"/>
-            </w:pPr>
-            <w:r>
-              <w:t xml:space="preserve">The standard deviation of a normal distribution which determines patch qualities</w:t>
-            </w:r>
-          </w:p>
-        </w:tc>
-        <w:tc>
-          <w:tcPr/>
-          <w:p>
-            <w:pPr>
-              <w:pStyle w:val="Compact"/>
-              <w:jc w:val="left"/>
-            </w:pPr>
-            <w:r>
-              <w:t xml:space="preserve">Integer between 1 and 20</w:t>
-            </w:r>
-          </w:p>
-        </w:tc>
-        <w:tc>
-          <w:tcPr/>
-          <w:p>
-            <w:pPr>
-              <w:pStyle w:val="Compact"/>
-              <w:jc w:val="left"/>
-            </w:pPr>
-            <w:r>
-              <w:t xml:space="preserve">5</w:t>
-            </w:r>
-          </w:p>
-        </w:tc>
-      </w:tr>
-      <w:tr>
-        <w:tc>
-          <w:tcPr/>
-          <w:p>
-            <w:pPr>
-              <w:pStyle w:val="Compact"/>
-              <w:jc w:val="left"/>
-            </w:pPr>
-            <w:r>
-              <w:t xml:space="preserve">Regrowth rate</w:t>
-            </w:r>
-          </w:p>
-        </w:tc>
-        <w:tc>
-          <w:tcPr/>
-          <w:p>
-            <w:pPr>
-              <w:pStyle w:val="Compact"/>
-              <w:jc w:val="left"/>
-            </w:pPr>
-            <w:r>
-              <w:t xml:space="preserve">regrowth-rate</w:t>
-            </w:r>
-          </w:p>
-        </w:tc>
-        <w:tc>
-          <w:tcPr/>
-          <w:p>
-            <w:pPr>
-              <w:pStyle w:val="Compact"/>
-              <w:jc w:val="left"/>
-            </w:pPr>
-            <w:r>
-              <w:t xml:space="preserve">The amount of energy gained by each patch in the landscape at a certain frequency</w:t>
-            </w:r>
-          </w:p>
-        </w:tc>
-        <w:tc>
-          <w:tcPr/>
-          <w:p>
-            <w:pPr>
-              <w:pStyle w:val="Compact"/>
-              <w:jc w:val="left"/>
-            </w:pPr>
-            <w:r>
-              <w:t xml:space="preserve">0.5-1</w:t>
-            </w:r>
-          </w:p>
-        </w:tc>
-        <w:tc>
-          <w:tcPr/>
-          <w:p>
-            <w:pPr>
-              <w:pStyle w:val="Compact"/>
-              <w:jc w:val="left"/>
-            </w:pPr>
-            <w:r>
-              <w:t xml:space="preserve">1</w:t>
+              <w:t xml:space="preserve">Maximum movement</w:t>
+            </w:r>
+          </w:p>
+        </w:tc>
+        <w:tc>
+          <w:tcPr/>
+          <w:p>
+            <w:pPr>
+              <w:pStyle w:val="Compact"/>
+              <w:jc w:val="left"/>
+            </w:pPr>
+            <w:r>
+              <w:t xml:space="preserve">max-move</w:t>
+            </w:r>
+          </w:p>
+        </w:tc>
+        <w:tc>
+          <w:tcPr/>
+          <w:p>
+            <w:pPr>
+              <w:pStyle w:val="Compact"/>
+              <w:jc w:val="left"/>
+            </w:pPr>
+            <w:r>
+              <w:t xml:space="preserve">The maximum distance that a primate agent can travel in a single time step.</w:t>
+            </w:r>
+          </w:p>
+        </w:tc>
+        <w:tc>
+          <w:tcPr/>
+          <w:p>
+            <w:pPr>
+              <w:pStyle w:val="Compact"/>
+              <w:jc w:val="left"/>
+            </w:pPr>
+            <w:r>
+              <w:t xml:space="preserve">10-30</w:t>
+            </w:r>
+          </w:p>
+        </w:tc>
+        <w:tc>
+          <w:tcPr/>
+          <w:p>
+            <w:pPr>
+              <w:pStyle w:val="Compact"/>
+              <w:jc w:val="left"/>
+            </w:pPr>
+            <w:r>
+              <w:t xml:space="preserve">10</w:t>
+            </w:r>
+          </w:p>
+        </w:tc>
+        <w:tc>
+          <w:tcPr/>
+          <w:p>
+            <w:pPr>
+              <w:pStyle w:val="Compact"/>
+              <w:jc w:val="left"/>
+            </w:pPr>
+            <w:r>
+              <w:t xml:space="preserve">10</w:t>
             </w:r>
           </w:p>
         </w:tc>
@@ -2499,7 +2430,7 @@
         <w:t xml:space="preserve"> </w:t>
       </w:r>
       <w:r>
-        <w:t xml:space="preserve">Behavioral and sensory parameters of the primate agents.</w:t>
+        <w:t xml:space="preserve">Landscape parameters.</w:t>
       </w:r>
     </w:p>
     <w:tbl>
@@ -2510,11 +2441,12 @@
         <w:tblLook w:firstRow="1" w:lastRow="0" w:firstColumn="0" w:lastColumn="0" w:noHBand="0" w:noVBand="0" w:val="0020"/>
       </w:tblPr>
       <w:tblGrid>
-        <w:gridCol w:w="1584"/>
-        <w:gridCol w:w="1584"/>
-        <w:gridCol w:w="1584"/>
-        <w:gridCol w:w="1584"/>
-        <w:gridCol w:w="1584"/>
+        <w:gridCol w:w="1320"/>
+        <w:gridCol w:w="1320"/>
+        <w:gridCol w:w="1320"/>
+        <w:gridCol w:w="1320"/>
+        <w:gridCol w:w="1320"/>
+        <w:gridCol w:w="1320"/>
       </w:tblGrid>
       <w:tr>
         <w:trPr>
@@ -2580,6 +2512,18 @@
             </w:r>
           </w:p>
         </w:tc>
+        <w:tc>
+          <w:tcPr/>
+          <w:p>
+            <w:pPr>
+              <w:pStyle w:val="Compact"/>
+              <w:jc w:val="left"/>
+            </w:pPr>
+            <w:r>
+              <w:t xml:space="preserve">Setting(s) for experiment to address H3</w:t>
+            </w:r>
+          </w:p>
+        </w:tc>
       </w:tr>
       <w:tr>
         <w:tc>
@@ -2590,55 +2534,67 @@
               <w:jc w:val="left"/>
             </w:pPr>
             <w:r>
-              <w:t xml:space="preserve">Target distance</w:t>
-            </w:r>
-          </w:p>
-        </w:tc>
-        <w:tc>
-          <w:tcPr/>
-          <w:p>
-            <w:pPr>
-              <w:pStyle w:val="Compact"/>
-              <w:jc w:val="left"/>
-            </w:pPr>
-            <w:r>
-              <w:t xml:space="preserve">tgt-dist</w:t>
-            </w:r>
-          </w:p>
-        </w:tc>
-        <w:tc>
-          <w:tcPr/>
-          <w:p>
-            <w:pPr>
-              <w:pStyle w:val="Compact"/>
-              <w:jc w:val="left"/>
-            </w:pPr>
-            <w:r>
-              <w:t xml:space="preserve">The target radius that each primate must maintain a targeted number of primate neighbors within</w:t>
-            </w:r>
-          </w:p>
-        </w:tc>
-        <w:tc>
-          <w:tcPr/>
-          <w:p>
-            <w:pPr>
-              <w:pStyle w:val="Compact"/>
-              <w:jc w:val="left"/>
-            </w:pPr>
-            <w:r>
-              <w:t xml:space="preserve">1 - 40</w:t>
-            </w:r>
-          </w:p>
-        </w:tc>
-        <w:tc>
-          <w:tcPr/>
-          <w:p>
-            <w:pPr>
-              <w:pStyle w:val="Compact"/>
-              <w:jc w:val="left"/>
-            </w:pPr>
-            <w:r>
-              <w:t xml:space="preserve">1, 11, 21, 31, 41</w:t>
+              <w:t xml:space="preserve">Clump size</w:t>
+            </w:r>
+          </w:p>
+        </w:tc>
+        <w:tc>
+          <w:tcPr/>
+          <w:p>
+            <w:pPr>
+              <w:pStyle w:val="Compact"/>
+              <w:jc w:val="left"/>
+            </w:pPr>
+            <w:r>
+              <w:t xml:space="preserve">clump-size</w:t>
+            </w:r>
+          </w:p>
+        </w:tc>
+        <w:tc>
+          <w:tcPr/>
+          <w:p>
+            <w:pPr>
+              <w:pStyle w:val="Compact"/>
+              <w:jc w:val="left"/>
+            </w:pPr>
+            <w:r>
+              <w:t xml:space="preserve">The mean of the normal distribution which determines the number of patches in a clump</w:t>
+            </w:r>
+          </w:p>
+        </w:tc>
+        <w:tc>
+          <w:tcPr/>
+          <w:p>
+            <w:pPr>
+              <w:pStyle w:val="Compact"/>
+              <w:jc w:val="left"/>
+            </w:pPr>
+            <w:r>
+              <w:t xml:space="preserve">1-500</w:t>
+            </w:r>
+          </w:p>
+        </w:tc>
+        <w:tc>
+          <w:tcPr/>
+          <w:p>
+            <w:pPr>
+              <w:pStyle w:val="Compact"/>
+              <w:jc w:val="left"/>
+            </w:pPr>
+            <w:r>
+              <w:t xml:space="preserve">1, 63, 126, 251, 376, 501</w:t>
+            </w:r>
+          </w:p>
+        </w:tc>
+        <w:tc>
+          <w:tcPr/>
+          <w:p>
+            <w:pPr>
+              <w:pStyle w:val="Compact"/>
+              <w:jc w:val="left"/>
+            </w:pPr>
+            <w:r>
+              <w:t xml:space="preserve">250</w:t>
             </w:r>
           </w:p>
         </w:tc>
@@ -2652,55 +2608,67 @@
               <w:jc w:val="left"/>
             </w:pPr>
             <w:r>
-              <w:t xml:space="preserve">Target neighbors</w:t>
-            </w:r>
-          </w:p>
-        </w:tc>
-        <w:tc>
-          <w:tcPr/>
-          <w:p>
-            <w:pPr>
-              <w:pStyle w:val="Compact"/>
-              <w:jc w:val="left"/>
-            </w:pPr>
-            <w:r>
-              <w:t xml:space="preserve">tgt-neighbors</w:t>
-            </w:r>
-          </w:p>
-        </w:tc>
-        <w:tc>
-          <w:tcPr/>
-          <w:p>
-            <w:pPr>
-              <w:pStyle w:val="Compact"/>
-              <w:jc w:val="left"/>
-            </w:pPr>
-            <w:r>
-              <w:t xml:space="preserve">The number of neighbors that each primate must have within the target distance</w:t>
-            </w:r>
-          </w:p>
-        </w:tc>
-        <w:tc>
-          <w:tcPr/>
-          <w:p>
-            <w:pPr>
-              <w:pStyle w:val="Compact"/>
-              <w:jc w:val="left"/>
-            </w:pPr>
-            <w:r>
-              <w:t xml:space="preserve">3 - 11</w:t>
-            </w:r>
-          </w:p>
-        </w:tc>
-        <w:tc>
-          <w:tcPr/>
-          <w:p>
-            <w:pPr>
-              <w:pStyle w:val="Compact"/>
-              <w:jc w:val="left"/>
-            </w:pPr>
-            <w:r>
-              <w:t xml:space="preserve">3, 5, 7, 9, 11</w:t>
+              <w:t xml:space="preserve">Abundance</w:t>
+            </w:r>
+          </w:p>
+        </w:tc>
+        <w:tc>
+          <w:tcPr/>
+          <w:p>
+            <w:pPr>
+              <w:pStyle w:val="Compact"/>
+              <w:jc w:val="left"/>
+            </w:pPr>
+            <w:r>
+              <w:t xml:space="preserve">abundance</w:t>
+            </w:r>
+          </w:p>
+        </w:tc>
+        <w:tc>
+          <w:tcPr/>
+          <w:p>
+            <w:pPr>
+              <w:pStyle w:val="Compact"/>
+              <w:jc w:val="left"/>
+            </w:pPr>
+            <w:r>
+              <w:t xml:space="preserve">Total amount of energy units to be distributed across the landscape</w:t>
+            </w:r>
+          </w:p>
+        </w:tc>
+        <w:tc>
+          <w:tcPr/>
+          <w:p>
+            <w:pPr>
+              <w:pStyle w:val="Compact"/>
+              <w:jc w:val="left"/>
+            </w:pPr>
+            <w:r>
+              <w:t xml:space="preserve">200,000 - 1,200,000</w:t>
+            </w:r>
+          </w:p>
+        </w:tc>
+        <w:tc>
+          <w:tcPr/>
+          <w:p>
+            <w:pPr>
+              <w:pStyle w:val="Compact"/>
+              <w:jc w:val="left"/>
+            </w:pPr>
+            <w:r>
+              <w:t xml:space="preserve">200,000 to 1,200,000 in steps of 225,000</w:t>
+            </w:r>
+          </w:p>
+        </w:tc>
+        <w:tc>
+          <w:tcPr/>
+          <w:p>
+            <w:pPr>
+              <w:pStyle w:val="Compact"/>
+              <w:jc w:val="left"/>
+            </w:pPr>
+            <w:r>
+              <w:t xml:space="preserve">600,000</w:t>
             </w:r>
           </w:p>
         </w:tc>
@@ -2714,55 +2682,67 @@
               <w:jc w:val="left"/>
             </w:pPr>
             <w:r>
-              <w:t xml:space="preserve">Other primate detection radius</w:t>
-            </w:r>
-          </w:p>
-        </w:tc>
-        <w:tc>
-          <w:tcPr/>
-          <w:p>
-            <w:pPr>
-              <w:pStyle w:val="Compact"/>
-              <w:jc w:val="left"/>
-            </w:pPr>
-            <w:r>
-              <w:t xml:space="preserve">other-primate-detection-radius</w:t>
-            </w:r>
-          </w:p>
-        </w:tc>
-        <w:tc>
-          <w:tcPr/>
-          <w:p>
-            <w:pPr>
-              <w:pStyle w:val="Compact"/>
-              <w:jc w:val="left"/>
-            </w:pPr>
-            <w:r>
-              <w:t xml:space="preserve">The radius within which a primate can detect other neighboring primates</w:t>
-            </w:r>
-          </w:p>
-        </w:tc>
-        <w:tc>
-          <w:tcPr/>
-          <w:p>
-            <w:pPr>
-              <w:pStyle w:val="Compact"/>
-              <w:jc w:val="left"/>
-            </w:pPr>
-            <w:r>
-              <w:t xml:space="preserve">70-100</w:t>
-            </w:r>
-          </w:p>
-        </w:tc>
-        <w:tc>
-          <w:tcPr/>
-          <w:p>
-            <w:pPr>
-              <w:pStyle w:val="Compact"/>
-              <w:jc w:val="left"/>
-            </w:pPr>
-            <w:r>
-              <w:t xml:space="preserve">70</w:t>
+              <w:t xml:space="preserve">Energy per capita</w:t>
+            </w:r>
+          </w:p>
+        </w:tc>
+        <w:tc>
+          <w:tcPr/>
+          <w:p>
+            <w:pPr>
+              <w:pStyle w:val="Compact"/>
+              <w:jc w:val="left"/>
+            </w:pPr>
+            <w:r>
+              <w:t xml:space="preserve">energy-per-capita</w:t>
+            </w:r>
+          </w:p>
+        </w:tc>
+        <w:tc>
+          <w:tcPr/>
+          <w:p>
+            <w:pPr>
+              <w:pStyle w:val="Compact"/>
+              <w:jc w:val="left"/>
+            </w:pPr>
+            <w:r>
+              <w:t xml:space="preserve">Energy units distributed for each primate agent created. Population size calculated by dividing abundance by/ energy-per-capita.</w:t>
+            </w:r>
+          </w:p>
+        </w:tc>
+        <w:tc>
+          <w:tcPr/>
+          <w:p>
+            <w:pPr>
+              <w:pStyle w:val="Compact"/>
+              <w:jc w:val="left"/>
+            </w:pPr>
+            <w:r>
+              <w:t xml:space="preserve">4,000 - 9,000</w:t>
+            </w:r>
+          </w:p>
+        </w:tc>
+        <w:tc>
+          <w:tcPr/>
+          <w:p>
+            <w:pPr>
+              <w:pStyle w:val="Compact"/>
+              <w:jc w:val="left"/>
+            </w:pPr>
+            <w:r>
+              <w:t xml:space="preserve">4,000 to 9,000 in steps of 1250</w:t>
+            </w:r>
+          </w:p>
+        </w:tc>
+        <w:tc>
+          <w:tcPr/>
+          <w:p>
+            <w:pPr>
+              <w:pStyle w:val="Compact"/>
+              <w:jc w:val="left"/>
+            </w:pPr>
+            <w:r>
+              <w:t xml:space="preserve">6,500</w:t>
             </w:r>
           </w:p>
         </w:tc>
@@ -2776,55 +2756,67 @@
               <w:jc w:val="left"/>
             </w:pPr>
             <w:r>
-              <w:t xml:space="preserve">Resource detection radius</w:t>
-            </w:r>
-          </w:p>
-        </w:tc>
-        <w:tc>
-          <w:tcPr/>
-          <w:p>
-            <w:pPr>
-              <w:pStyle w:val="Compact"/>
-              <w:jc w:val="left"/>
-            </w:pPr>
-            <w:r>
-              <w:t xml:space="preserve">resource-detection-radius</w:t>
-            </w:r>
-          </w:p>
-        </w:tc>
-        <w:tc>
-          <w:tcPr/>
-          <w:p>
-            <w:pPr>
-              <w:pStyle w:val="Compact"/>
-              <w:jc w:val="left"/>
-            </w:pPr>
-            <w:r>
-              <w:t xml:space="preserve">The radius within which a primate can detect all patches with energy units greater than 0</w:t>
-            </w:r>
-          </w:p>
-        </w:tc>
-        <w:tc>
-          <w:tcPr/>
-          <w:p>
-            <w:pPr>
-              <w:pStyle w:val="Compact"/>
-              <w:jc w:val="left"/>
-            </w:pPr>
-            <w:r>
-              <w:t xml:space="preserve">50-100</w:t>
-            </w:r>
-          </w:p>
-        </w:tc>
-        <w:tc>
-          <w:tcPr/>
-          <w:p>
-            <w:pPr>
-              <w:pStyle w:val="Compact"/>
-              <w:jc w:val="left"/>
-            </w:pPr>
-            <w:r>
-              <w:t xml:space="preserve">50</w:t>
+              <w:t xml:space="preserve">Patch regrowth interval</w:t>
+            </w:r>
+          </w:p>
+        </w:tc>
+        <w:tc>
+          <w:tcPr/>
+          <w:p>
+            <w:pPr>
+              <w:pStyle w:val="Compact"/>
+              <w:jc w:val="left"/>
+            </w:pPr>
+            <w:r>
+              <w:t xml:space="preserve">patch-regrowth-interval</w:t>
+            </w:r>
+          </w:p>
+        </w:tc>
+        <w:tc>
+          <w:tcPr/>
+          <w:p>
+            <w:pPr>
+              <w:pStyle w:val="Compact"/>
+              <w:jc w:val="left"/>
+            </w:pPr>
+            <w:r>
+              <w:t xml:space="preserve">The interval at which patches have the ability to regrow; longer intervals mean less frequent regrowth/more variability over time in resource availability</w:t>
+            </w:r>
+          </w:p>
+        </w:tc>
+        <w:tc>
+          <w:tcPr/>
+          <w:p>
+            <w:pPr>
+              <w:pStyle w:val="Compact"/>
+              <w:jc w:val="left"/>
+            </w:pPr>
+            <w:r>
+              <w:t xml:space="preserve">500 - 2500</w:t>
+            </w:r>
+          </w:p>
+        </w:tc>
+        <w:tc>
+          <w:tcPr/>
+          <w:p>
+            <w:pPr>
+              <w:pStyle w:val="Compact"/>
+              <w:jc w:val="left"/>
+            </w:pPr>
+            <w:r>
+              <w:t xml:space="preserve">1000</w:t>
+            </w:r>
+          </w:p>
+        </w:tc>
+        <w:tc>
+          <w:tcPr/>
+          <w:p>
+            <w:pPr>
+              <w:pStyle w:val="Compact"/>
+              <w:jc w:val="left"/>
+            </w:pPr>
+            <w:r>
+              <w:t xml:space="preserve">1000</w:t>
             </w:r>
           </w:p>
         </w:tc>
@@ -2838,55 +2830,67 @@
               <w:jc w:val="left"/>
             </w:pPr>
             <w:r>
-              <w:t xml:space="preserve">Movement noise</w:t>
-            </w:r>
-          </w:p>
-        </w:tc>
-        <w:tc>
-          <w:tcPr/>
-          <w:p>
-            <w:pPr>
-              <w:pStyle w:val="Compact"/>
-              <w:jc w:val="left"/>
-            </w:pPr>
-            <w:r>
-              <w:t xml:space="preserve">movement-noise</w:t>
-            </w:r>
-          </w:p>
-        </w:tc>
-        <w:tc>
-          <w:tcPr/>
-          <w:p>
-            <w:pPr>
-              <w:pStyle w:val="Compact"/>
-              <w:jc w:val="left"/>
-            </w:pPr>
-            <w:r>
-              <w:t xml:space="preserve">A number that is used to add randomness to a primate’s heading when wandering, traveling or dispersing; this is done by subtracting a half of movement-noise from a random number selected from 0 to movement-noise and adding to the primate’s heading</w:t>
-            </w:r>
-          </w:p>
-        </w:tc>
-        <w:tc>
-          <w:tcPr/>
-          <w:p>
-            <w:pPr>
-              <w:pStyle w:val="Compact"/>
-              <w:jc w:val="left"/>
-            </w:pPr>
-            <w:r>
-              <w:t xml:space="preserve">10-45</w:t>
-            </w:r>
-          </w:p>
-        </w:tc>
-        <w:tc>
-          <w:tcPr/>
-          <w:p>
-            <w:pPr>
-              <w:pStyle w:val="Compact"/>
-              <w:jc w:val="left"/>
-            </w:pPr>
-            <w:r>
-              <w:t xml:space="preserve">10</w:t>
+              <w:t xml:space="preserve">Extraction rate mean</w:t>
+            </w:r>
+          </w:p>
+        </w:tc>
+        <w:tc>
+          <w:tcPr/>
+          <w:p>
+            <w:pPr>
+              <w:pStyle w:val="Compact"/>
+              <w:jc w:val="left"/>
+            </w:pPr>
+            <w:r>
+              <w:t xml:space="preserve">extraction-rate-mean</w:t>
+            </w:r>
+          </w:p>
+        </w:tc>
+        <w:tc>
+          <w:tcPr/>
+          <w:p>
+            <w:pPr>
+              <w:pStyle w:val="Compact"/>
+              <w:jc w:val="left"/>
+            </w:pPr>
+            <w:r>
+              <w:t xml:space="preserve">The mean of a normal distribution which determines how much energy a primate can extract from a particular patch in single time-step (i.e., determines depletion speed of patch)</w:t>
+            </w:r>
+          </w:p>
+        </w:tc>
+        <w:tc>
+          <w:tcPr/>
+          <w:p>
+            <w:pPr>
+              <w:pStyle w:val="Compact"/>
+              <w:jc w:val="left"/>
+            </w:pPr>
+            <w:r>
+              <w:t xml:space="preserve">2 - 8</w:t>
+            </w:r>
+          </w:p>
+        </w:tc>
+        <w:tc>
+          <w:tcPr/>
+          <w:p>
+            <w:pPr>
+              <w:pStyle w:val="Compact"/>
+              <w:jc w:val="left"/>
+            </w:pPr>
+            <w:r>
+              <w:t xml:space="preserve">5</w:t>
+            </w:r>
+          </w:p>
+        </w:tc>
+        <w:tc>
+          <w:tcPr/>
+          <w:p>
+            <w:pPr>
+              <w:pStyle w:val="Compact"/>
+              <w:jc w:val="left"/>
+            </w:pPr>
+            <w:r>
+              <w:t xml:space="preserve">5</w:t>
             </w:r>
           </w:p>
         </w:tc>
@@ -2900,55 +2904,289 @@
               <w:jc w:val="left"/>
             </w:pPr>
             <w:r>
-              <w:t xml:space="preserve">Maximum movement</w:t>
-            </w:r>
-          </w:p>
-        </w:tc>
-        <w:tc>
-          <w:tcPr/>
-          <w:p>
-            <w:pPr>
-              <w:pStyle w:val="Compact"/>
-              <w:jc w:val="left"/>
-            </w:pPr>
-            <w:r>
-              <w:t xml:space="preserve">max-move</w:t>
-            </w:r>
-          </w:p>
-        </w:tc>
-        <w:tc>
-          <w:tcPr/>
-          <w:p>
-            <w:pPr>
-              <w:pStyle w:val="Compact"/>
-              <w:jc w:val="left"/>
-            </w:pPr>
-            <w:r>
-              <w:t xml:space="preserve">The maximum distance that a primate agent can travel in a single time step.</w:t>
-            </w:r>
-          </w:p>
-        </w:tc>
-        <w:tc>
-          <w:tcPr/>
-          <w:p>
-            <w:pPr>
-              <w:pStyle w:val="Compact"/>
-              <w:jc w:val="left"/>
-            </w:pPr>
-            <w:r>
-              <w:t xml:space="preserve">10-30</w:t>
-            </w:r>
-          </w:p>
-        </w:tc>
-        <w:tc>
-          <w:tcPr/>
-          <w:p>
-            <w:pPr>
-              <w:pStyle w:val="Compact"/>
-              <w:jc w:val="left"/>
-            </w:pPr>
-            <w:r>
-              <w:t xml:space="preserve">10</w:t>
+              <w:t xml:space="preserve">Extraction rate standard deviation</w:t>
+            </w:r>
+          </w:p>
+        </w:tc>
+        <w:tc>
+          <w:tcPr/>
+          <w:p>
+            <w:pPr>
+              <w:pStyle w:val="Compact"/>
+              <w:jc w:val="left"/>
+            </w:pPr>
+            <w:r>
+              <w:t xml:space="preserve">extraction-rate-sd</w:t>
+            </w:r>
+          </w:p>
+        </w:tc>
+        <w:tc>
+          <w:tcPr/>
+          <w:p>
+            <w:pPr>
+              <w:pStyle w:val="Compact"/>
+              <w:jc w:val="left"/>
+            </w:pPr>
+            <w:r>
+              <w:t xml:space="preserve">The standard deviation of a normal distribution which determines how much energy a primate can extract from a particular patch in a single time-step</w:t>
+            </w:r>
+          </w:p>
+        </w:tc>
+        <w:tc>
+          <w:tcPr/>
+          <w:p>
+            <w:pPr>
+              <w:pStyle w:val="Compact"/>
+              <w:jc w:val="left"/>
+            </w:pPr>
+            <w:r>
+              <w:t xml:space="preserve">1 to 5 energy units per time-step</w:t>
+            </w:r>
+          </w:p>
+        </w:tc>
+        <w:tc>
+          <w:tcPr/>
+          <w:p>
+            <w:pPr>
+              <w:pStyle w:val="Compact"/>
+              <w:jc w:val="left"/>
+            </w:pPr>
+            <w:r>
+              <w:t xml:space="preserve">1</w:t>
+            </w:r>
+          </w:p>
+        </w:tc>
+        <w:tc>
+          <w:tcPr/>
+          <w:p>
+            <w:pPr>
+              <w:pStyle w:val="Compact"/>
+              <w:jc w:val="left"/>
+            </w:pPr>
+            <w:r>
+              <w:t xml:space="preserve">1</w:t>
+            </w:r>
+          </w:p>
+        </w:tc>
+      </w:tr>
+      <w:tr>
+        <w:tc>
+          <w:tcPr/>
+          <w:p>
+            <w:pPr>
+              <w:pStyle w:val="Compact"/>
+              <w:jc w:val="left"/>
+            </w:pPr>
+            <w:r>
+              <w:t xml:space="preserve">Patch quality mean</w:t>
+            </w:r>
+          </w:p>
+        </w:tc>
+        <w:tc>
+          <w:tcPr/>
+          <w:p>
+            <w:pPr>
+              <w:pStyle w:val="Compact"/>
+              <w:jc w:val="left"/>
+            </w:pPr>
+            <w:r>
+              <w:t xml:space="preserve">qual-mean</w:t>
+            </w:r>
+          </w:p>
+        </w:tc>
+        <w:tc>
+          <w:tcPr/>
+          <w:p>
+            <w:pPr>
+              <w:pStyle w:val="Compact"/>
+              <w:jc w:val="left"/>
+            </w:pPr>
+            <w:r>
+              <w:t xml:space="preserve">The mean of a normal distribution which determines energy in patch</w:t>
+            </w:r>
+          </w:p>
+        </w:tc>
+        <w:tc>
+          <w:tcPr/>
+          <w:p>
+            <w:pPr>
+              <w:pStyle w:val="Compact"/>
+              <w:jc w:val="left"/>
+            </w:pPr>
+            <w:r>
+              <w:t xml:space="preserve">Integer between 25 and 150</w:t>
+            </w:r>
+          </w:p>
+        </w:tc>
+        <w:tc>
+          <w:tcPr/>
+          <w:p>
+            <w:pPr>
+              <w:pStyle w:val="Compact"/>
+              <w:jc w:val="left"/>
+            </w:pPr>
+            <w:r>
+              <w:t xml:space="preserve">130</w:t>
+            </w:r>
+          </w:p>
+        </w:tc>
+        <w:tc>
+          <w:tcPr/>
+          <w:p>
+            <w:pPr>
+              <w:pStyle w:val="Compact"/>
+              <w:jc w:val="left"/>
+            </w:pPr>
+            <w:r>
+              <w:t xml:space="preserve">130</w:t>
+            </w:r>
+          </w:p>
+        </w:tc>
+      </w:tr>
+      <w:tr>
+        <w:tc>
+          <w:tcPr/>
+          <w:p>
+            <w:pPr>
+              <w:pStyle w:val="Compact"/>
+              <w:jc w:val="left"/>
+            </w:pPr>
+            <w:r>
+              <w:t xml:space="preserve">Patch quality standard deviation</w:t>
+            </w:r>
+          </w:p>
+        </w:tc>
+        <w:tc>
+          <w:tcPr/>
+          <w:p>
+            <w:pPr>
+              <w:pStyle w:val="Compact"/>
+              <w:jc w:val="left"/>
+            </w:pPr>
+            <w:r>
+              <w:t xml:space="preserve">qual-sd</w:t>
+            </w:r>
+          </w:p>
+        </w:tc>
+        <w:tc>
+          <w:tcPr/>
+          <w:p>
+            <w:pPr>
+              <w:pStyle w:val="Compact"/>
+              <w:jc w:val="left"/>
+            </w:pPr>
+            <w:r>
+              <w:t xml:space="preserve">The standard deviation of a normal distribution which determines patch qualities</w:t>
+            </w:r>
+          </w:p>
+        </w:tc>
+        <w:tc>
+          <w:tcPr/>
+          <w:p>
+            <w:pPr>
+              <w:pStyle w:val="Compact"/>
+              <w:jc w:val="left"/>
+            </w:pPr>
+            <w:r>
+              <w:t xml:space="preserve">Integer between 1 and 20</w:t>
+            </w:r>
+          </w:p>
+        </w:tc>
+        <w:tc>
+          <w:tcPr/>
+          <w:p>
+            <w:pPr>
+              <w:pStyle w:val="Compact"/>
+              <w:jc w:val="left"/>
+            </w:pPr>
+            <w:r>
+              <w:t xml:space="preserve">5</w:t>
+            </w:r>
+          </w:p>
+        </w:tc>
+        <w:tc>
+          <w:tcPr/>
+          <w:p>
+            <w:pPr>
+              <w:pStyle w:val="Compact"/>
+              <w:jc w:val="left"/>
+            </w:pPr>
+            <w:r>
+              <w:t xml:space="preserve">5</w:t>
+            </w:r>
+          </w:p>
+        </w:tc>
+      </w:tr>
+      <w:tr>
+        <w:tc>
+          <w:tcPr/>
+          <w:p>
+            <w:pPr>
+              <w:pStyle w:val="Compact"/>
+              <w:jc w:val="left"/>
+            </w:pPr>
+            <w:r>
+              <w:t xml:space="preserve">Regrowth rate</w:t>
+            </w:r>
+          </w:p>
+        </w:tc>
+        <w:tc>
+          <w:tcPr/>
+          <w:p>
+            <w:pPr>
+              <w:pStyle w:val="Compact"/>
+              <w:jc w:val="left"/>
+            </w:pPr>
+            <w:r>
+              <w:t xml:space="preserve">regrowth-rate</w:t>
+            </w:r>
+          </w:p>
+        </w:tc>
+        <w:tc>
+          <w:tcPr/>
+          <w:p>
+            <w:pPr>
+              <w:pStyle w:val="Compact"/>
+              <w:jc w:val="left"/>
+            </w:pPr>
+            <w:r>
+              <w:t xml:space="preserve">The amount of energy gained by each patch in the landscape at a certain frequency</w:t>
+            </w:r>
+          </w:p>
+        </w:tc>
+        <w:tc>
+          <w:tcPr/>
+          <w:p>
+            <w:pPr>
+              <w:pStyle w:val="Compact"/>
+              <w:jc w:val="left"/>
+            </w:pPr>
+            <w:r>
+              <w:t xml:space="preserve">0.5-1</w:t>
+            </w:r>
+          </w:p>
+        </w:tc>
+        <w:tc>
+          <w:tcPr/>
+          <w:p>
+            <w:pPr>
+              <w:pStyle w:val="Compact"/>
+              <w:jc w:val="left"/>
+            </w:pPr>
+            <w:r>
+              <w:t xml:space="preserve">1</w:t>
+            </w:r>
+          </w:p>
+        </w:tc>
+        <w:tc>
+          <w:tcPr/>
+          <w:p>
+            <w:pPr>
+              <w:pStyle w:val="Compact"/>
+              <w:jc w:val="left"/>
+            </w:pPr>
+            <w:r>
+              <w:t xml:space="preserve">1</w:t>
             </w:r>
           </w:p>
         </w:tc>
@@ -2993,7 +3231,7 @@
               <a:graphicData uri="http://schemas.openxmlformats.org/drawingml/2006/picture">
                 <pic:pic>
                   <pic:nvPicPr>
-                    <pic:cNvPr descr="figureCode_files/figure-docx/figure2.2-1.png" id="42" name="Picture"/>
+                    <pic:cNvPr descr="figureCode_files/figure-docx/figure2.1-1.png" id="42" name="Picture"/>
                     <pic:cNvPicPr>
                       <a:picLocks noChangeArrowheads="1" noChangeAspect="1"/>
                     </pic:cNvPicPr>
@@ -3035,7 +3273,7 @@
           <w:b/>
           <w:bCs/>
         </w:rPr>
-        <w:t xml:space="preserve">Figure 2.2.</w:t>
+        <w:t xml:space="preserve">Figure 2.1.</w:t>
       </w:r>
       <w:r>
         <w:t xml:space="preserve"> </w:t>
@@ -3065,7 +3303,7 @@
               <a:graphicData uri="http://schemas.openxmlformats.org/drawingml/2006/picture">
                 <pic:pic>
                   <pic:nvPicPr>
-                    <pic:cNvPr descr="figureCode_files/figure-docx/figure2.3-1.png" id="45" name="Picture"/>
+                    <pic:cNvPr descr="figureCode_files/figure-docx/figure2.2-1.png" id="45" name="Picture"/>
                     <pic:cNvPicPr>
                       <a:picLocks noChangeArrowheads="1" noChangeAspect="1"/>
                     </pic:cNvPicPr>
@@ -3107,7 +3345,7 @@
           <w:b/>
           <w:bCs/>
         </w:rPr>
-        <w:t xml:space="preserve">Figure 2.3.</w:t>
+        <w:t xml:space="preserve">Figure 2.2.</w:t>
       </w:r>
       <w:r>
         <w:t xml:space="preserve"> </w:t>
@@ -3137,7 +3375,7 @@
               <a:graphicData uri="http://schemas.openxmlformats.org/drawingml/2006/picture">
                 <pic:pic>
                   <pic:nvPicPr>
-                    <pic:cNvPr descr="figureCode_files/figure-docx/figure2.4-1.png" id="48" name="Picture"/>
+                    <pic:cNvPr descr="figureCode_files/figure-docx/figure2.3-1.png" id="48" name="Picture"/>
                     <pic:cNvPicPr>
                       <a:picLocks noChangeArrowheads="1" noChangeAspect="1"/>
                     </pic:cNvPicPr>
@@ -3179,7 +3417,7 @@
           <w:b/>
           <w:bCs/>
         </w:rPr>
-        <w:t xml:space="preserve">Figure 2.4.</w:t>
+        <w:t xml:space="preserve">Figure 2.3.</w:t>
       </w:r>
       <w:r>
         <w:t xml:space="preserve"> </w:t>
@@ -3209,7 +3447,7 @@
               <a:graphicData uri="http://schemas.openxmlformats.org/drawingml/2006/picture">
                 <pic:pic>
                   <pic:nvPicPr>
-                    <pic:cNvPr descr="figureCode_files/figure-docx/figure2.5-1.png" id="51" name="Picture"/>
+                    <pic:cNvPr descr="figureCode_files/figure-docx/figure2.4-1.png" id="51" name="Picture"/>
                     <pic:cNvPicPr>
                       <a:picLocks noChangeArrowheads="1" noChangeAspect="1"/>
                     </pic:cNvPicPr>
@@ -3251,7 +3489,7 @@
           <w:b/>
           <w:bCs/>
         </w:rPr>
-        <w:t xml:space="preserve">Figure 2.5.</w:t>
+        <w:t xml:space="preserve">Figure 2.4.</w:t>
       </w:r>
       <w:r>
         <w:t xml:space="preserve"> </w:t>
@@ -3281,7 +3519,7 @@
               <a:graphicData uri="http://schemas.openxmlformats.org/drawingml/2006/picture">
                 <pic:pic>
                   <pic:nvPicPr>
-                    <pic:cNvPr descr="figureCode_files/figure-docx/figure2.6-1.png" id="54" name="Picture"/>
+                    <pic:cNvPr descr="figureCode_files/figure-docx/figure2.5-1.png" id="54" name="Picture"/>
                     <pic:cNvPicPr>
                       <a:picLocks noChangeArrowheads="1" noChangeAspect="1"/>
                     </pic:cNvPicPr>
@@ -3323,7 +3561,7 @@
           <w:b/>
           <w:bCs/>
         </w:rPr>
-        <w:t xml:space="preserve">Figure 2.6.</w:t>
+        <w:t xml:space="preserve">Figure 2.5.</w:t>
       </w:r>
       <w:r>
         <w:t xml:space="preserve"> </w:t>
@@ -3353,7 +3591,7 @@
               <a:graphicData uri="http://schemas.openxmlformats.org/drawingml/2006/picture">
                 <pic:pic>
                   <pic:nvPicPr>
-                    <pic:cNvPr descr="figureCode_files/figure-docx/figure2.7-1.png" id="57" name="Picture"/>
+                    <pic:cNvPr descr="figureCode_files/figure-docx/figure2.6-1.png" id="57" name="Picture"/>
                     <pic:cNvPicPr>
                       <a:picLocks noChangeArrowheads="1" noChangeAspect="1"/>
                     </pic:cNvPicPr>
@@ -3395,7 +3633,7 @@
           <w:b/>
           <w:bCs/>
         </w:rPr>
-        <w:t xml:space="preserve">Figure 2.7.</w:t>
+        <w:t xml:space="preserve">Figure 2.6.</w:t>
       </w:r>
       <w:r>
         <w:t xml:space="preserve"> </w:t>
@@ -3425,7 +3663,7 @@
               <a:graphicData uri="http://schemas.openxmlformats.org/drawingml/2006/picture">
                 <pic:pic>
                   <pic:nvPicPr>
-                    <pic:cNvPr descr="figureCode_files/figure-docx/figure2.8-1.png" id="60" name="Picture"/>
+                    <pic:cNvPr descr="figureCode_files/figure-docx/figure2.7-1.png" id="60" name="Picture"/>
                     <pic:cNvPicPr>
                       <a:picLocks noChangeArrowheads="1" noChangeAspect="1"/>
                     </pic:cNvPicPr>
@@ -3467,7 +3705,7 @@
           <w:b/>
           <w:bCs/>
         </w:rPr>
-        <w:t xml:space="preserve">Figure 2.8.</w:t>
+        <w:t xml:space="preserve">Figure 2.7.</w:t>
       </w:r>
       <w:r>
         <w:t xml:space="preserve"> </w:t>
@@ -3497,7 +3735,7 @@
               <a:graphicData uri="http://schemas.openxmlformats.org/drawingml/2006/picture">
                 <pic:pic>
                   <pic:nvPicPr>
-                    <pic:cNvPr descr="figureCode_files/figure-docx/figure2.9-1.png" id="63" name="Picture"/>
+                    <pic:cNvPr descr="figureCode_files/figure-docx/figure2.8-1.png" id="63" name="Picture"/>
                     <pic:cNvPicPr>
                       <a:picLocks noChangeArrowheads="1" noChangeAspect="1"/>
                     </pic:cNvPicPr>
@@ -3539,7 +3777,7 @@
           <w:b/>
           <w:bCs/>
         </w:rPr>
-        <w:t xml:space="preserve">Figure 2.9.</w:t>
+        <w:t xml:space="preserve">Figure 2.8.</w:t>
       </w:r>
       <w:r>
         <w:t xml:space="preserve"> </w:t>
@@ -3569,7 +3807,7 @@
               <a:graphicData uri="http://schemas.openxmlformats.org/drawingml/2006/picture">
                 <pic:pic>
                   <pic:nvPicPr>
-                    <pic:cNvPr descr="figureCode_files/figure-docx/figure2.10-1.png" id="66" name="Picture"/>
+                    <pic:cNvPr descr="figureCode_files/figure-docx/figure2.9-1.png" id="66" name="Picture"/>
                     <pic:cNvPicPr>
                       <a:picLocks noChangeArrowheads="1" noChangeAspect="1"/>
                     </pic:cNvPicPr>
@@ -3611,7 +3849,7 @@
           <w:b/>
           <w:bCs/>
         </w:rPr>
-        <w:t xml:space="preserve">Figure 2.10.</w:t>
+        <w:t xml:space="preserve">Figure 2.9.</w:t>
       </w:r>
       <w:r>
         <w:t xml:space="preserve"> </w:t>
@@ -3641,7 +3879,7 @@
               <a:graphicData uri="http://schemas.openxmlformats.org/drawingml/2006/picture">
                 <pic:pic>
                   <pic:nvPicPr>
-                    <pic:cNvPr descr="figureCode_files/figure-docx/figure2.11-1.png" id="69" name="Picture"/>
+                    <pic:cNvPr descr="figureCode_files/figure-docx/figure2.10-1.png" id="69" name="Picture"/>
                     <pic:cNvPicPr>
                       <a:picLocks noChangeArrowheads="1" noChangeAspect="1"/>
                     </pic:cNvPicPr>
@@ -3683,7 +3921,7 @@
           <w:b/>
           <w:bCs/>
         </w:rPr>
-        <w:t xml:space="preserve">Figure 2.11.</w:t>
+        <w:t xml:space="preserve">Figure 2.10.</w:t>
       </w:r>
       <w:r>
         <w:t xml:space="preserve"> </w:t>
